--- a/Diagramas_DPS/Explicación de la lógica de solución.docx
+++ b/Diagramas_DPS/Explicación de la lógica de solución.docx
@@ -895,15 +895,11 @@
         <w:p>
           <w:pPr>
             <w:pStyle w:val="TDC1"/>
-            <w:tabs>
-              <w:tab w:val="right" w:leader="dot" w:pos="10070"/>
-            </w:tabs>
-            <w:spacing w:line="480" w:lineRule="auto"/>
             <w:rPr>
               <w:rFonts w:ascii="Times New Roman" w:eastAsiaTheme="minorEastAsia" w:hAnsi="Times New Roman" w:cs="Times New Roman"/>
               <w:noProof/>
-              <w:sz w:val="24"/>
-              <w:szCs w:val="24"/>
+              <w:sz w:val="28"/>
+              <w:szCs w:val="28"/>
               <w:lang w:eastAsia="es-SV"/>
             </w:rPr>
           </w:pPr>
@@ -931,7 +927,7 @@
             </w:rPr>
             <w:fldChar w:fldCharType="separate"/>
           </w:r>
-          <w:hyperlink w:anchor="_Toc224398097" w:history="1">
+          <w:hyperlink w:anchor="_Toc224558159" w:history="1">
             <w:r>
               <w:rPr>
                 <w:rStyle w:val="Hipervnculo"/>
@@ -972,7 +968,7 @@
                 <w:sz w:val="24"/>
                 <w:szCs w:val="24"/>
               </w:rPr>
-              <w:instrText xml:space="preserve"> PAGEREF _Toc224398097 \h </w:instrText>
+              <w:instrText xml:space="preserve"> PAGEREF _Toc224558159 \h </w:instrText>
             </w:r>
             <w:r>
               <w:rPr>
@@ -1025,12 +1021,12 @@
             <w:rPr>
               <w:rFonts w:ascii="Times New Roman" w:eastAsiaTheme="minorEastAsia" w:hAnsi="Times New Roman" w:cs="Times New Roman"/>
               <w:noProof/>
-              <w:sz w:val="24"/>
-              <w:szCs w:val="24"/>
+              <w:sz w:val="28"/>
+              <w:szCs w:val="28"/>
               <w:lang w:eastAsia="es-SV"/>
             </w:rPr>
           </w:pPr>
-          <w:hyperlink w:anchor="_Toc224398098" w:history="1">
+          <w:hyperlink w:anchor="_Toc224558160" w:history="1">
             <w:r>
               <w:rPr>
                 <w:rStyle w:val="Hipervnculo"/>
@@ -1071,7 +1067,7 @@
                 <w:sz w:val="24"/>
                 <w:szCs w:val="24"/>
               </w:rPr>
-              <w:instrText xml:space="preserve"> PAGEREF _Toc224398098 \h </w:instrText>
+              <w:instrText xml:space="preserve"> PAGEREF _Toc224558160 \h </w:instrText>
             </w:r>
             <w:r>
               <w:rPr>
@@ -1124,12 +1120,12 @@
             <w:rPr>
               <w:rFonts w:ascii="Times New Roman" w:eastAsiaTheme="minorEastAsia" w:hAnsi="Times New Roman" w:cs="Times New Roman"/>
               <w:noProof/>
-              <w:sz w:val="24"/>
-              <w:szCs w:val="24"/>
+              <w:sz w:val="28"/>
+              <w:szCs w:val="28"/>
               <w:lang w:eastAsia="es-SV"/>
             </w:rPr>
           </w:pPr>
-          <w:hyperlink w:anchor="_Toc224398099" w:history="1">
+          <w:hyperlink w:anchor="_Toc224558161" w:history="1">
             <w:r>
               <w:rPr>
                 <w:rStyle w:val="Hipervnculo"/>
@@ -1170,7 +1166,7 @@
                 <w:sz w:val="24"/>
                 <w:szCs w:val="24"/>
               </w:rPr>
-              <w:instrText xml:space="preserve"> PAGEREF _Toc224398099 \h </w:instrText>
+              <w:instrText xml:space="preserve"> PAGEREF _Toc224558161 \h </w:instrText>
             </w:r>
             <w:r>
               <w:rPr>
@@ -1199,7 +1195,7 @@
                 <w:sz w:val="24"/>
                 <w:szCs w:val="24"/>
               </w:rPr>
-              <w:t>8</w:t>
+              <w:t>7</w:t>
             </w:r>
             <w:r>
               <w:rPr>
@@ -1216,19 +1212,15 @@
         <w:p>
           <w:pPr>
             <w:pStyle w:val="TDC1"/>
-            <w:tabs>
-              <w:tab w:val="right" w:leader="dot" w:pos="10070"/>
-            </w:tabs>
-            <w:spacing w:line="480" w:lineRule="auto"/>
             <w:rPr>
               <w:rFonts w:ascii="Times New Roman" w:eastAsiaTheme="minorEastAsia" w:hAnsi="Times New Roman" w:cs="Times New Roman"/>
               <w:noProof/>
-              <w:sz w:val="24"/>
-              <w:szCs w:val="24"/>
+              <w:sz w:val="28"/>
+              <w:szCs w:val="28"/>
               <w:lang w:eastAsia="es-SV"/>
             </w:rPr>
           </w:pPr>
-          <w:hyperlink w:anchor="_Toc224398100" w:history="1">
+          <w:hyperlink w:anchor="_Toc224558162" w:history="1">
             <w:r>
               <w:rPr>
                 <w:rStyle w:val="Hipervnculo"/>
@@ -1269,7 +1261,7 @@
                 <w:sz w:val="24"/>
                 <w:szCs w:val="24"/>
               </w:rPr>
-              <w:instrText xml:space="preserve"> PAGEREF _Toc224398100 \h </w:instrText>
+              <w:instrText xml:space="preserve"> PAGEREF _Toc224558162 \h </w:instrText>
             </w:r>
             <w:r>
               <w:rPr>
@@ -1298,7 +1290,7 @@
                 <w:sz w:val="24"/>
                 <w:szCs w:val="24"/>
               </w:rPr>
-              <w:t>9</w:t>
+              <w:t>8</w:t>
             </w:r>
             <w:r>
               <w:rPr>
@@ -1322,12 +1314,12 @@
             <w:rPr>
               <w:rFonts w:ascii="Times New Roman" w:eastAsiaTheme="minorEastAsia" w:hAnsi="Times New Roman" w:cs="Times New Roman"/>
               <w:noProof/>
-              <w:sz w:val="24"/>
-              <w:szCs w:val="24"/>
+              <w:sz w:val="28"/>
+              <w:szCs w:val="28"/>
               <w:lang w:eastAsia="es-SV"/>
             </w:rPr>
           </w:pPr>
-          <w:hyperlink w:anchor="_Toc224398101" w:history="1">
+          <w:hyperlink w:anchor="_Toc224558163" w:history="1">
             <w:r>
               <w:rPr>
                 <w:rStyle w:val="Hipervnculo"/>
@@ -1368,7 +1360,7 @@
                 <w:sz w:val="24"/>
                 <w:szCs w:val="24"/>
               </w:rPr>
-              <w:instrText xml:space="preserve"> PAGEREF _Toc224398101 \h </w:instrText>
+              <w:instrText xml:space="preserve"> PAGEREF _Toc224558163 \h </w:instrText>
             </w:r>
             <w:r>
               <w:rPr>
@@ -1397,7 +1389,7 @@
                 <w:sz w:val="24"/>
                 <w:szCs w:val="24"/>
               </w:rPr>
-              <w:t>9</w:t>
+              <w:t>8</w:t>
             </w:r>
             <w:r>
               <w:rPr>
@@ -1421,12 +1413,12 @@
             <w:rPr>
               <w:rFonts w:ascii="Times New Roman" w:eastAsiaTheme="minorEastAsia" w:hAnsi="Times New Roman" w:cs="Times New Roman"/>
               <w:noProof/>
-              <w:sz w:val="24"/>
-              <w:szCs w:val="24"/>
+              <w:sz w:val="28"/>
+              <w:szCs w:val="28"/>
               <w:lang w:eastAsia="es-SV"/>
             </w:rPr>
           </w:pPr>
-          <w:hyperlink w:anchor="_Toc224398102" w:history="1">
+          <w:hyperlink w:anchor="_Toc224558164" w:history="1">
             <w:r>
               <w:rPr>
                 <w:rStyle w:val="Hipervnculo"/>
@@ -1467,7 +1459,7 @@
                 <w:sz w:val="24"/>
                 <w:szCs w:val="24"/>
               </w:rPr>
-              <w:instrText xml:space="preserve"> PAGEREF _Toc224398102 \h </w:instrText>
+              <w:instrText xml:space="preserve"> PAGEREF _Toc224558164 \h </w:instrText>
             </w:r>
             <w:r>
               <w:rPr>
@@ -1496,7 +1488,7 @@
                 <w:sz w:val="24"/>
                 <w:szCs w:val="24"/>
               </w:rPr>
-              <w:t>10</w:t>
+              <w:t>9</w:t>
             </w:r>
             <w:r>
               <w:rPr>
@@ -1520,12 +1512,12 @@
             <w:rPr>
               <w:rFonts w:ascii="Times New Roman" w:eastAsiaTheme="minorEastAsia" w:hAnsi="Times New Roman" w:cs="Times New Roman"/>
               <w:noProof/>
-              <w:sz w:val="24"/>
-              <w:szCs w:val="24"/>
+              <w:sz w:val="28"/>
+              <w:szCs w:val="28"/>
               <w:lang w:eastAsia="es-SV"/>
             </w:rPr>
           </w:pPr>
-          <w:hyperlink w:anchor="_Toc224398103" w:history="1">
+          <w:hyperlink w:anchor="_Toc224558165" w:history="1">
             <w:r>
               <w:rPr>
                 <w:rStyle w:val="Hipervnculo"/>
@@ -1566,7 +1558,7 @@
                 <w:sz w:val="24"/>
                 <w:szCs w:val="24"/>
               </w:rPr>
-              <w:instrText xml:space="preserve"> PAGEREF _Toc224398103 \h </w:instrText>
+              <w:instrText xml:space="preserve"> PAGEREF _Toc224558165 \h </w:instrText>
             </w:r>
             <w:r>
               <w:rPr>
@@ -1595,7 +1587,7 @@
                 <w:sz w:val="24"/>
                 <w:szCs w:val="24"/>
               </w:rPr>
-              <w:t>11</w:t>
+              <w:t>10</w:t>
             </w:r>
             <w:r>
               <w:rPr>
@@ -1619,12 +1611,12 @@
             <w:rPr>
               <w:rFonts w:ascii="Times New Roman" w:eastAsiaTheme="minorEastAsia" w:hAnsi="Times New Roman" w:cs="Times New Roman"/>
               <w:noProof/>
-              <w:sz w:val="24"/>
-              <w:szCs w:val="24"/>
+              <w:sz w:val="28"/>
+              <w:szCs w:val="28"/>
               <w:lang w:eastAsia="es-SV"/>
             </w:rPr>
           </w:pPr>
-          <w:hyperlink w:anchor="_Toc224398104" w:history="1">
+          <w:hyperlink w:anchor="_Toc224558166" w:history="1">
             <w:r>
               <w:rPr>
                 <w:rStyle w:val="Hipervnculo"/>
@@ -1665,7 +1657,7 @@
                 <w:sz w:val="24"/>
                 <w:szCs w:val="24"/>
               </w:rPr>
-              <w:instrText xml:space="preserve"> PAGEREF _Toc224398104 \h </w:instrText>
+              <w:instrText xml:space="preserve"> PAGEREF _Toc224558166 \h </w:instrText>
             </w:r>
             <w:r>
               <w:rPr>
@@ -1694,7 +1686,7 @@
                 <w:sz w:val="24"/>
                 <w:szCs w:val="24"/>
               </w:rPr>
-              <w:t>12</w:t>
+              <w:t>11</w:t>
             </w:r>
             <w:r>
               <w:rPr>
@@ -1779,7 +1771,7 @@
           <w:szCs w:val="28"/>
         </w:rPr>
       </w:pPr>
-      <w:bookmarkStart w:id="0" w:name="_Toc224398097"/>
+      <w:bookmarkStart w:id="0" w:name="_Toc224558159"/>
       <w:r>
         <w:rPr>
           <w:rFonts w:ascii="Times New Roman" w:hAnsi="Times New Roman" w:cs="Times New Roman"/>
@@ -1812,7 +1804,7 @@
           <w:sz w:val="24"/>
           <w:szCs w:val="24"/>
         </w:rPr>
-        <w:t>Cuando un usuario inicia sesión en "</w:t>
+        <w:t xml:space="preserve">El proceso de autenticación en el Sistema </w:t>
       </w:r>
       <w:proofErr w:type="spellStart"/>
       <w:r>
@@ -1830,7 +1822,39 @@
           <w:sz w:val="24"/>
           <w:szCs w:val="24"/>
         </w:rPr>
-        <w:t xml:space="preserve"> Control", el proceso comienza en la aplicación móvil donde introduce su email y contraseña o utiliza biometría. La contraseña se encripta localmente y se envía al servidor que valida las credenciales contra la base de datos buscando el email específico, verificando que el hash de la contraseña coincida mediante comparación segura, y confirma el rol del usuario (docente, estudiante o administrador). Posteriormente carga los datos específicos del rol desde tablas complementarias, genera un token de acceso seguro con información del usuario y un token de renovación para sesiones largas, y responde con toda la información necesaria incluyendo clases asociadas. La aplicación móvil almacena los tokens de forma segura, configura la sesión del usuario, carga automáticamente las clases correspondientes, registra el dispositivo para notificaciones </w:t>
+        <w:t xml:space="preserve"> Control se inicia cuando un usuario accede a la aplicación e ingresa su correo electrónico y contraseña. Estos datos se transmiten al servidor, el cual procede a validar las credenciales mediante una consulta a la base de datos. El servidor localiza el registro del usuario correspondiente al correo proporcionado y verifica la coincidencia entre la contraseña ingresada y la almacenada de forma segura. En caso de validación exitosa, se determina el rol del usuario </w:t>
+      </w:r>
+      <w:r>
+        <w:rPr>
+          <w:rFonts w:ascii="Times New Roman" w:hAnsi="Times New Roman" w:cs="Times New Roman"/>
+          <w:sz w:val="24"/>
+          <w:szCs w:val="24"/>
+        </w:rPr>
+        <w:t>(</w:t>
+      </w:r>
+      <w:r>
+        <w:rPr>
+          <w:rFonts w:ascii="Times New Roman" w:hAnsi="Times New Roman" w:cs="Times New Roman"/>
+          <w:sz w:val="24"/>
+          <w:szCs w:val="24"/>
+        </w:rPr>
+        <w:t>estudiante, docente o administrador</w:t>
+      </w:r>
+      <w:r>
+        <w:rPr>
+          <w:rFonts w:ascii="Times New Roman" w:hAnsi="Times New Roman" w:cs="Times New Roman"/>
+          <w:sz w:val="24"/>
+          <w:szCs w:val="24"/>
+        </w:rPr>
+        <w:t>)</w:t>
+      </w:r>
+      <w:r>
+        <w:rPr>
+          <w:rFonts w:ascii="Times New Roman" w:hAnsi="Times New Roman" w:cs="Times New Roman"/>
+          <w:sz w:val="24"/>
+          <w:szCs w:val="24"/>
+        </w:rPr>
+        <w:t xml:space="preserve"> y se recuperan los datos asociados desde las tablas relacionadas. Posteriormente, se obtienen las clases vinculadas al usuario, ya sea aquellas impartidas por el docente o en las que el estudiante está inscrito. Finalmente, el servidor responde con la información consolidada del usuario, permitiendo que la aplicación renderice el </w:t>
       </w:r>
       <w:proofErr w:type="spellStart"/>
       <w:r>
@@ -1839,7 +1863,7 @@
           <w:sz w:val="24"/>
           <w:szCs w:val="24"/>
         </w:rPr>
-        <w:t>push</w:t>
+        <w:t>dashboard</w:t>
       </w:r>
       <w:proofErr w:type="spellEnd"/>
       <w:r>
@@ -1848,31 +1872,13 @@
           <w:sz w:val="24"/>
           <w:szCs w:val="24"/>
         </w:rPr>
-        <w:t xml:space="preserve">, y redirige al </w:t>
-      </w:r>
-      <w:proofErr w:type="spellStart"/>
-      <w:r>
-        <w:rPr>
-          <w:rFonts w:ascii="Times New Roman" w:hAnsi="Times New Roman" w:cs="Times New Roman"/>
-          <w:sz w:val="24"/>
-          <w:szCs w:val="24"/>
-        </w:rPr>
-        <w:t>dashboard</w:t>
-      </w:r>
-      <w:proofErr w:type="spellEnd"/>
-      <w:r>
-        <w:rPr>
-          <w:rFonts w:ascii="Times New Roman" w:hAnsi="Times New Roman" w:cs="Times New Roman"/>
-          <w:sz w:val="24"/>
-          <w:szCs w:val="24"/>
-        </w:rPr>
-        <w:t xml:space="preserve"> específico según el rol detectado.</w:t>
+        <w:t xml:space="preserve"> adaptado al rol correspondiente.</w:t>
       </w:r>
     </w:p>
     <w:p>
       <w:pPr>
         <w:spacing w:line="480" w:lineRule="auto"/>
-        <w:jc w:val="both"/>
+        <w:ind w:firstLine="709"/>
         <w:rPr>
           <w:rFonts w:ascii="Times New Roman" w:hAnsi="Times New Roman" w:cs="Times New Roman"/>
           <w:sz w:val="24"/>
@@ -1892,7 +1898,7 @@
           <w:szCs w:val="24"/>
         </w:rPr>
       </w:pPr>
-      <w:bookmarkStart w:id="1" w:name="_Toc224398098"/>
+      <w:bookmarkStart w:id="1" w:name="_Toc224558160"/>
       <w:r>
         <w:rPr>
           <w:rFonts w:ascii="Times New Roman" w:hAnsi="Times New Roman" w:cs="Times New Roman"/>
@@ -1975,7 +1981,7 @@
           <w:sz w:val="24"/>
           <w:szCs w:val="24"/>
         </w:rPr>
-        <w:t>El usuario abre la aplicación "</w:t>
+        <w:t xml:space="preserve">El usuario accede a la aplicación </w:t>
       </w:r>
       <w:proofErr w:type="spellStart"/>
       <w:r>
@@ -1993,16 +1999,7 @@
           <w:sz w:val="24"/>
           <w:szCs w:val="24"/>
         </w:rPr>
-        <w:t xml:space="preserve"> Control" en su dispositivo móvil, selecciona "Iniciar Sesión", y completa los campos de email institucional y contraseña, o alternativamente usa autenticación biométrica (huella digital o reconocimiento facial). La aplicación realiza una validación visual inmediata verificando que el email tenga formato correcto y la contraseña cumpla con el mínimo de 8 caracteres, mostrando mensajes de error en tiempo real si algo es incorrecto. Una vez validados los campos </w:t>
-      </w:r>
-      <w:r>
-        <w:rPr>
-          <w:rFonts w:ascii="Times New Roman" w:hAnsi="Times New Roman" w:cs="Times New Roman"/>
-          <w:sz w:val="24"/>
-          <w:szCs w:val="24"/>
-        </w:rPr>
-        <w:lastRenderedPageBreak/>
-        <w:t xml:space="preserve">localmente, la contraseña se transforma mediante un algoritmo de hash seguro y se prepara una petición segura hacia el </w:t>
+        <w:t xml:space="preserve"> Control y selecciona la opción de inicio de sesión, ingresando su correo electrónico y contraseña en los campos designados. La aplicación ejecuta una validación preliminar para confirmar el formato válido del correo y que la contraseña no esté vacía. Una vez cumplidos estos requisitos, se envía una solicitud HTTP al servidor con las credenciales.</w:t>
       </w:r>
     </w:p>
     <w:p>
@@ -2041,6 +2038,7 @@
           <w:sz w:val="24"/>
           <w:szCs w:val="24"/>
         </w:rPr>
+        <w:lastRenderedPageBreak/>
         <w:t>Recepción y Primera Validación en el Servidor</w:t>
       </w:r>
     </w:p>
@@ -2061,38 +2059,20 @@
     <w:p>
       <w:pPr>
         <w:spacing w:line="480" w:lineRule="auto"/>
-        <w:ind w:firstLine="709"/>
-        <w:rPr>
-          <w:rFonts w:ascii="Times New Roman" w:hAnsi="Times New Roman" w:cs="Times New Roman"/>
-          <w:sz w:val="24"/>
-          <w:szCs w:val="24"/>
-        </w:rPr>
-      </w:pPr>
-      <w:r>
-        <w:rPr>
-          <w:rFonts w:ascii="Times New Roman" w:hAnsi="Times New Roman" w:cs="Times New Roman"/>
-          <w:sz w:val="24"/>
-          <w:szCs w:val="24"/>
-        </w:rPr>
-        <w:t xml:space="preserve">El servidor web recibe la petición de inicio de sesión proveniente del dispositivo móvil, extrae el email y la contraseña </w:t>
-      </w:r>
-      <w:proofErr w:type="spellStart"/>
-      <w:r>
-        <w:rPr>
-          <w:rFonts w:ascii="Times New Roman" w:hAnsi="Times New Roman" w:cs="Times New Roman"/>
-          <w:sz w:val="24"/>
-          <w:szCs w:val="24"/>
-        </w:rPr>
-        <w:t>hasheada</w:t>
-      </w:r>
-      <w:proofErr w:type="spellEnd"/>
-      <w:r>
-        <w:rPr>
-          <w:rFonts w:ascii="Times New Roman" w:hAnsi="Times New Roman" w:cs="Times New Roman"/>
-          <w:sz w:val="24"/>
-          <w:szCs w:val="24"/>
-        </w:rPr>
-        <w:t>, y aplica una segunda capa de validación estructural: confirma que el email tiene el formato correcto, que no está vacío, y que la contraseña cumple los requisitos mínimos de seguridad. Si alguna validación falla, el servidor responde inmediatamente con un error específico sin consultar la base de datos, protegiendo contra ataques de fuerza bruta y optimizando el rendimiento del sistema.</w:t>
+        <w:jc w:val="both"/>
+        <w:rPr>
+          <w:rFonts w:ascii="Times New Roman" w:hAnsi="Times New Roman" w:cs="Times New Roman"/>
+          <w:sz w:val="24"/>
+          <w:szCs w:val="24"/>
+        </w:rPr>
+      </w:pPr>
+      <w:r>
+        <w:rPr>
+          <w:rFonts w:ascii="Times New Roman" w:hAnsi="Times New Roman" w:cs="Times New Roman"/>
+          <w:sz w:val="24"/>
+          <w:szCs w:val="24"/>
+        </w:rPr>
+        <w:t>El servidor recibe la solicitud y realiza una validación exhaustiva, verificando el formato del correo y la presencia de campos obligatorios. Si los datos no cumplen con los criterios establecidos, se retorna un mensaje de error descriptivo al cliente.</w:t>
       </w:r>
     </w:p>
     <w:p>
@@ -2131,7 +2111,7 @@
           <w:sz w:val="24"/>
           <w:szCs w:val="24"/>
         </w:rPr>
-        <w:t>Búsqueda y Autenticación en Base de Datos</w:t>
+        <w:t>Consulta del Usuario en la Base de Datos</w:t>
       </w:r>
     </w:p>
     <w:p>
@@ -2164,8 +2144,37 @@
           <w:sz w:val="24"/>
           <w:szCs w:val="24"/>
         </w:rPr>
-        <w:t>El servidor consulta la tabla principal de usuarios en la base de datos buscando específicamente por el email proporcionado. Si no encuentra coincidencia, responde con error de usuario inexistente. Si el usuario existe, compara el hash de la contraseña enviada con el hash almacenado usando un algoritmo seguro que verifica coincidencia sin exponer la contraseña original. Una vez autenticado correctamente, el sistema lee el campo "rol" del usuario para determinar si es docente, estudiante o administrador, y procede a cargar información específica adicional desde las tablas correspondientes según el rol detectado.</w:t>
-      </w:r>
+        <w:t>De ser exitosa la validación, el servidor consulta la tabla </w:t>
+      </w:r>
+      <w:r>
+        <w:rPr>
+          <w:rFonts w:ascii="Times New Roman" w:hAnsi="Times New Roman" w:cs="Times New Roman"/>
+          <w:i/>
+          <w:iCs/>
+          <w:sz w:val="24"/>
+          <w:szCs w:val="24"/>
+        </w:rPr>
+        <w:t>Usuario</w:t>
+      </w:r>
+      <w:r>
+        <w:rPr>
+          <w:rFonts w:ascii="Times New Roman" w:hAnsi="Times New Roman" w:cs="Times New Roman"/>
+          <w:sz w:val="24"/>
+          <w:szCs w:val="24"/>
+        </w:rPr>
+        <w:t> para identificar el registro asociado al correo electrónico proporcionado. En ausencia del usuario, se notifica un error de credenciales inválidas. Si el usuario existe, se compara la contraseña ingresada con la almacenada, empleando mecanismos de hash para garantizar la seguridad.</w:t>
+      </w:r>
+    </w:p>
+    <w:p>
+      <w:pPr>
+        <w:spacing w:line="480" w:lineRule="auto"/>
+        <w:ind w:firstLine="709"/>
+        <w:rPr>
+          <w:rFonts w:ascii="Times New Roman" w:hAnsi="Times New Roman" w:cs="Times New Roman"/>
+          <w:sz w:val="24"/>
+          <w:szCs w:val="24"/>
+        </w:rPr>
+      </w:pPr>
     </w:p>
     <w:p>
       <w:pPr>
@@ -2192,8 +2201,7 @@
           <w:sz w:val="24"/>
           <w:szCs w:val="24"/>
         </w:rPr>
-        <w:lastRenderedPageBreak/>
-        <w:t>Carga de Datos Específicos por Rol</w:t>
+        <w:t>Identificación del Rol del Usuario</w:t>
       </w:r>
     </w:p>
     <w:p>
@@ -2213,36 +2221,38 @@
     <w:p>
       <w:pPr>
         <w:spacing w:line="480" w:lineRule="auto"/>
-        <w:ind w:firstLine="709"/>
-        <w:rPr>
-          <w:rFonts w:ascii="Times New Roman" w:hAnsi="Times New Roman" w:cs="Times New Roman"/>
-          <w:sz w:val="24"/>
-          <w:szCs w:val="24"/>
-        </w:rPr>
-      </w:pPr>
-      <w:r>
-        <w:rPr>
-          <w:rFonts w:ascii="Times New Roman" w:hAnsi="Times New Roman" w:cs="Times New Roman"/>
-          <w:sz w:val="24"/>
-          <w:szCs w:val="24"/>
-        </w:rPr>
-        <w:t>Para un docente, el sistema consulta la tabla de docentes usando el identificador único del usuario para obtener la licencia profesional, el grado que imparte y la asignatura principal. Para un estudiante, accede a la tabla de estudiantes para recuperar la matrícula escolar, el grado que cursa y opcionalmente la asignatura favorita. Esta información se combina con los datos básicos del usuario formando un perfil</w:t>
-      </w:r>
-      <w:r>
-        <w:rPr>
-          <w:rFonts w:ascii="Times New Roman" w:hAnsi="Times New Roman" w:cs="Times New Roman"/>
-          <w:sz w:val="24"/>
-          <w:szCs w:val="24"/>
-        </w:rPr>
-        <w:t xml:space="preserve"> </w:t>
-      </w:r>
-      <w:r>
-        <w:rPr>
-          <w:rFonts w:ascii="Times New Roman" w:hAnsi="Times New Roman" w:cs="Times New Roman"/>
-          <w:sz w:val="24"/>
-          <w:szCs w:val="24"/>
-        </w:rPr>
-        <w:t>completo que incluye tanto datos personales como profesionales o académicos específicos del contexto educativo.</w:t>
+        <w:jc w:val="both"/>
+        <w:rPr>
+          <w:rFonts w:ascii="Times New Roman" w:hAnsi="Times New Roman" w:cs="Times New Roman"/>
+          <w:sz w:val="24"/>
+          <w:szCs w:val="24"/>
+        </w:rPr>
+      </w:pPr>
+      <w:r>
+        <w:rPr>
+          <w:rFonts w:ascii="Times New Roman" w:hAnsi="Times New Roman" w:cs="Times New Roman"/>
+          <w:sz w:val="24"/>
+          <w:szCs w:val="24"/>
+        </w:rPr>
+        <w:t>Tras confirmar la contraseña, el sistema extrae el campo </w:t>
+      </w:r>
+      <w:r>
+        <w:rPr>
+          <w:rFonts w:ascii="Times New Roman" w:hAnsi="Times New Roman" w:cs="Times New Roman"/>
+          <w:i/>
+          <w:iCs/>
+          <w:sz w:val="24"/>
+          <w:szCs w:val="24"/>
+        </w:rPr>
+        <w:t>rol</w:t>
+      </w:r>
+      <w:r>
+        <w:rPr>
+          <w:rFonts w:ascii="Times New Roman" w:hAnsi="Times New Roman" w:cs="Times New Roman"/>
+          <w:sz w:val="24"/>
+          <w:szCs w:val="24"/>
+        </w:rPr>
+        <w:t> del registro del usuario, clasificándolo como estudiante, docente o administrador. Esta identificación define las funcionalidades y permisos accesibles en el sistema</w:t>
       </w:r>
     </w:p>
     <w:p>
@@ -2281,7 +2291,7 @@
           <w:sz w:val="24"/>
           <w:szCs w:val="24"/>
         </w:rPr>
-        <w:t>Generación de Tokens de Sesión Segura</w:t>
+        <w:t>Carga de Información Específica del Rol</w:t>
       </w:r>
     </w:p>
     <w:p>
@@ -2301,56 +2311,57 @@
     <w:p>
       <w:pPr>
         <w:spacing w:line="480" w:lineRule="auto"/>
-        <w:ind w:firstLine="709"/>
-        <w:rPr>
-          <w:rFonts w:ascii="Times New Roman" w:hAnsi="Times New Roman" w:cs="Times New Roman"/>
-          <w:sz w:val="24"/>
-          <w:szCs w:val="24"/>
-        </w:rPr>
-      </w:pPr>
-      <w:r>
-        <w:rPr>
-          <w:rFonts w:ascii="Times New Roman" w:hAnsi="Times New Roman" w:cs="Times New Roman"/>
-          <w:sz w:val="24"/>
-          <w:szCs w:val="24"/>
-        </w:rPr>
-        <w:t xml:space="preserve">Con el usuario completamente identificado y perfil cargado, el servidor genera dos tokens de seguridad: un token de acceso principal válido por 24 horas que contiene información codificada del usuario (identificador único, rol, fecha de emisión y expiración), y un token de renovación válido por 30 días para mantener la sesión activa sin requerir nuevo </w:t>
-      </w:r>
-      <w:proofErr w:type="spellStart"/>
-      <w:r>
-        <w:rPr>
-          <w:rFonts w:ascii="Times New Roman" w:hAnsi="Times New Roman" w:cs="Times New Roman"/>
-          <w:sz w:val="24"/>
-          <w:szCs w:val="24"/>
-        </w:rPr>
-        <w:t>login</w:t>
-      </w:r>
-      <w:proofErr w:type="spellEnd"/>
-      <w:r>
-        <w:rPr>
-          <w:rFonts w:ascii="Times New Roman" w:hAnsi="Times New Roman" w:cs="Times New Roman"/>
-          <w:sz w:val="24"/>
-          <w:szCs w:val="24"/>
-        </w:rPr>
-        <w:t xml:space="preserve">. Ambos tokens se firman digitalmente con claves secretas del servidor garantizando su autenticidad e </w:t>
-      </w:r>
-      <w:proofErr w:type="spellStart"/>
-      <w:r>
-        <w:rPr>
-          <w:rFonts w:ascii="Times New Roman" w:hAnsi="Times New Roman" w:cs="Times New Roman"/>
-          <w:sz w:val="24"/>
-          <w:szCs w:val="24"/>
-        </w:rPr>
-        <w:t>inmodificabilidad</w:t>
-      </w:r>
-      <w:proofErr w:type="spellEnd"/>
-      <w:r>
-        <w:rPr>
-          <w:rFonts w:ascii="Times New Roman" w:hAnsi="Times New Roman" w:cs="Times New Roman"/>
-          <w:sz w:val="24"/>
-          <w:szCs w:val="24"/>
-        </w:rPr>
-        <w:t>.</w:t>
+        <w:jc w:val="both"/>
+        <w:rPr>
+          <w:rFonts w:ascii="Times New Roman" w:hAnsi="Times New Roman" w:cs="Times New Roman"/>
+          <w:sz w:val="24"/>
+          <w:szCs w:val="24"/>
+        </w:rPr>
+      </w:pPr>
+      <w:r>
+        <w:rPr>
+          <w:rFonts w:ascii="Times New Roman" w:hAnsi="Times New Roman" w:cs="Times New Roman"/>
+          <w:sz w:val="24"/>
+          <w:szCs w:val="24"/>
+        </w:rPr>
+        <w:lastRenderedPageBreak/>
+        <w:t>Conforme al rol detectado, se consultan las tablas adyacentes para enriquecer el perfil. Por ejemplo, para docentes se accede a la tabla </w:t>
+      </w:r>
+      <w:r>
+        <w:rPr>
+          <w:rFonts w:ascii="Times New Roman" w:hAnsi="Times New Roman" w:cs="Times New Roman"/>
+          <w:i/>
+          <w:iCs/>
+          <w:sz w:val="24"/>
+          <w:szCs w:val="24"/>
+        </w:rPr>
+        <w:t>Docente</w:t>
+      </w:r>
+      <w:r>
+        <w:rPr>
+          <w:rFonts w:ascii="Times New Roman" w:hAnsi="Times New Roman" w:cs="Times New Roman"/>
+          <w:sz w:val="24"/>
+          <w:szCs w:val="24"/>
+        </w:rPr>
+        <w:t> con sus datos asociados; para estudiantes, a la tabla </w:t>
+      </w:r>
+      <w:r>
+        <w:rPr>
+          <w:rFonts w:ascii="Times New Roman" w:hAnsi="Times New Roman" w:cs="Times New Roman"/>
+          <w:i/>
+          <w:iCs/>
+          <w:sz w:val="24"/>
+          <w:szCs w:val="24"/>
+        </w:rPr>
+        <w:t>Estudiante</w:t>
+      </w:r>
+      <w:r>
+        <w:rPr>
+          <w:rFonts w:ascii="Times New Roman" w:hAnsi="Times New Roman" w:cs="Times New Roman"/>
+          <w:sz w:val="24"/>
+          <w:szCs w:val="24"/>
+        </w:rPr>
+        <w:t> para obtener el Número de Identificación Estudiantil (NIE) y la institución afiliada. Estos elementos se integran al perfil básico del usuario.</w:t>
       </w:r>
     </w:p>
     <w:p>
@@ -2389,7 +2400,17 @@
           <w:sz w:val="24"/>
           <w:szCs w:val="24"/>
         </w:rPr>
-        <w:t>Consulta Previa de Clases y Preparación de Respuesta</w:t>
+        <w:t xml:space="preserve">Consulta </w:t>
+      </w:r>
+      <w:r>
+        <w:rPr>
+          <w:rFonts w:ascii="Times New Roman" w:hAnsi="Times New Roman" w:cs="Times New Roman"/>
+          <w:b/>
+          <w:bCs/>
+          <w:sz w:val="24"/>
+          <w:szCs w:val="24"/>
+        </w:rPr>
+        <w:t>de Clases Asociadas</w:t>
       </w:r>
     </w:p>
     <w:p>
@@ -2409,29 +2430,58 @@
     <w:p>
       <w:pPr>
         <w:spacing w:line="480" w:lineRule="auto"/>
-        <w:ind w:firstLine="709"/>
-        <w:rPr>
-          <w:rFonts w:ascii="Times New Roman" w:hAnsi="Times New Roman" w:cs="Times New Roman"/>
-          <w:sz w:val="24"/>
-          <w:szCs w:val="24"/>
-        </w:rPr>
-      </w:pPr>
-      <w:r>
-        <w:rPr>
-          <w:rFonts w:ascii="Times New Roman" w:hAnsi="Times New Roman" w:cs="Times New Roman"/>
-          <w:sz w:val="24"/>
-          <w:szCs w:val="24"/>
-        </w:rPr>
-        <w:t xml:space="preserve">Antes de responder, el sistema realiza una consulta adicional para obtener las clases activas asociadas al usuario: para docentes carga las clases que imparte directamente desde la tabla de clases </w:t>
-      </w:r>
-      <w:r>
-        <w:rPr>
-          <w:rFonts w:ascii="Times New Roman" w:hAnsi="Times New Roman" w:cs="Times New Roman"/>
-          <w:sz w:val="24"/>
-          <w:szCs w:val="24"/>
-        </w:rPr>
-        <w:lastRenderedPageBreak/>
-        <w:t>filtrando por su identificador; para estudiantes consulta la tabla pivote que relaciona estudiantes con clases para mostrar todas las materias en las que está inscrito. Esta información se incluye en la respuesta para que la aplicación móvil tenga datos listos inmediatamente sin consultas adicionales.</w:t>
+        <w:jc w:val="both"/>
+        <w:rPr>
+          <w:rFonts w:ascii="Times New Roman" w:hAnsi="Times New Roman" w:cs="Times New Roman"/>
+          <w:sz w:val="24"/>
+          <w:szCs w:val="24"/>
+        </w:rPr>
+      </w:pPr>
+      <w:r>
+        <w:rPr>
+          <w:rFonts w:ascii="Times New Roman" w:hAnsi="Times New Roman" w:cs="Times New Roman"/>
+          <w:sz w:val="24"/>
+          <w:szCs w:val="24"/>
+        </w:rPr>
+        <w:t>Se recuperan las clases relevantes: para docentes, aquellas en las que figuran como responsables en la tabla </w:t>
+      </w:r>
+      <w:r>
+        <w:rPr>
+          <w:rFonts w:ascii="Times New Roman" w:hAnsi="Times New Roman" w:cs="Times New Roman"/>
+          <w:i/>
+          <w:iCs/>
+          <w:sz w:val="24"/>
+          <w:szCs w:val="24"/>
+        </w:rPr>
+        <w:t>Clase</w:t>
+      </w:r>
+      <w:r>
+        <w:rPr>
+          <w:rFonts w:ascii="Times New Roman" w:hAnsi="Times New Roman" w:cs="Times New Roman"/>
+          <w:sz w:val="24"/>
+          <w:szCs w:val="24"/>
+        </w:rPr>
+        <w:t>; para estudiantes, mediante la tabla </w:t>
+      </w:r>
+      <w:proofErr w:type="spellStart"/>
+      <w:r>
+        <w:rPr>
+          <w:rFonts w:ascii="Times New Roman" w:hAnsi="Times New Roman" w:cs="Times New Roman"/>
+          <w:i/>
+          <w:iCs/>
+          <w:sz w:val="24"/>
+          <w:szCs w:val="24"/>
+        </w:rPr>
+        <w:t>Inscripcion</w:t>
+      </w:r>
+      <w:proofErr w:type="spellEnd"/>
+      <w:r>
+        <w:rPr>
+          <w:rFonts w:ascii="Times New Roman" w:hAnsi="Times New Roman" w:cs="Times New Roman"/>
+          <w:sz w:val="24"/>
+          <w:szCs w:val="24"/>
+        </w:rPr>
+        <w:t>, que vincula estudiantes con materias inscritas, generando así la lista de clases activas</w:t>
       </w:r>
     </w:p>
     <w:p>
@@ -2470,7 +2520,7 @@
           <w:sz w:val="24"/>
           <w:szCs w:val="24"/>
         </w:rPr>
-        <w:t>Respuesta Completa al Dispositivo Móvil</w:t>
+        <w:t>Generación de la Respuesta del Sistema</w:t>
       </w:r>
     </w:p>
     <w:p>
@@ -2490,54 +2540,20 @@
     <w:p>
       <w:pPr>
         <w:spacing w:line="480" w:lineRule="auto"/>
-        <w:ind w:firstLine="709"/>
-        <w:rPr>
-          <w:rFonts w:ascii="Times New Roman" w:hAnsi="Times New Roman" w:cs="Times New Roman"/>
-          <w:sz w:val="24"/>
-          <w:szCs w:val="24"/>
-        </w:rPr>
-      </w:pPr>
-      <w:r>
-        <w:rPr>
-          <w:rFonts w:ascii="Times New Roman" w:hAnsi="Times New Roman" w:cs="Times New Roman"/>
-          <w:sz w:val="24"/>
-          <w:szCs w:val="24"/>
-        </w:rPr>
-        <w:t xml:space="preserve">El servidor envía una respuesta exitosa con estructura JSON que incluye confirmación de éxito, los dos tokens generados, el perfil completo del usuario con datos específicos del rol, y la lista inicial de clases disponibles. La respuesta está optimizada para bajo consumo de datos móviles e incluye </w:t>
-      </w:r>
-      <w:proofErr w:type="spellStart"/>
-      <w:r>
-        <w:rPr>
-          <w:rFonts w:ascii="Times New Roman" w:hAnsi="Times New Roman" w:cs="Times New Roman"/>
-          <w:sz w:val="24"/>
-          <w:szCs w:val="24"/>
-        </w:rPr>
-        <w:t>timestamps</w:t>
-      </w:r>
-      <w:proofErr w:type="spellEnd"/>
-      <w:r>
-        <w:rPr>
-          <w:rFonts w:ascii="Times New Roman" w:hAnsi="Times New Roman" w:cs="Times New Roman"/>
-          <w:sz w:val="24"/>
-          <w:szCs w:val="24"/>
-        </w:rPr>
-        <w:t xml:space="preserve"> precisos y códigos de estado para manejo correcto en la aplicación. En caso de error en cualquier paso, se devuelve una estructura </w:t>
-      </w:r>
-      <w:r>
-        <w:rPr>
-          <w:rFonts w:ascii="Times New Roman" w:hAnsi="Times New Roman" w:cs="Times New Roman"/>
-          <w:sz w:val="24"/>
-          <w:szCs w:val="24"/>
-        </w:rPr>
-        <w:t>similar,</w:t>
-      </w:r>
-      <w:r>
-        <w:rPr>
-          <w:rFonts w:ascii="Times New Roman" w:hAnsi="Times New Roman" w:cs="Times New Roman"/>
-          <w:sz w:val="24"/>
-          <w:szCs w:val="24"/>
-        </w:rPr>
-        <w:t xml:space="preserve"> pero con detalles específicos del fallo sin exponer información sensible del sistema.</w:t>
+        <w:jc w:val="both"/>
+        <w:rPr>
+          <w:rFonts w:ascii="Times New Roman" w:hAnsi="Times New Roman" w:cs="Times New Roman"/>
+          <w:sz w:val="24"/>
+          <w:szCs w:val="24"/>
+        </w:rPr>
+      </w:pPr>
+      <w:r>
+        <w:rPr>
+          <w:rFonts w:ascii="Times New Roman" w:hAnsi="Times New Roman" w:cs="Times New Roman"/>
+          <w:sz w:val="24"/>
+          <w:szCs w:val="24"/>
+        </w:rPr>
+        <w:t>El servidor compila una respuesta estructurada que incluye los datos básicos del usuario, su rol, el perfil específico y la lista de clases asociadas, la cual se envía de vuelta a la aplicación.</w:t>
       </w:r>
     </w:p>
     <w:p>
@@ -2576,7 +2592,27 @@
           <w:sz w:val="24"/>
           <w:szCs w:val="24"/>
         </w:rPr>
-        <w:t>Procesamiento y Configuración en la Aplicación</w:t>
+        <w:t>Procesamiento</w:t>
+      </w:r>
+      <w:r>
+        <w:rPr>
+          <w:rFonts w:ascii="Times New Roman" w:hAnsi="Times New Roman" w:cs="Times New Roman"/>
+          <w:b/>
+          <w:bCs/>
+          <w:sz w:val="24"/>
+          <w:szCs w:val="24"/>
+        </w:rPr>
+        <w:t xml:space="preserve"> </w:t>
+      </w:r>
+      <w:r>
+        <w:rPr>
+          <w:rFonts w:ascii="Times New Roman" w:hAnsi="Times New Roman" w:cs="Times New Roman"/>
+          <w:b/>
+          <w:bCs/>
+          <w:sz w:val="24"/>
+          <w:szCs w:val="24"/>
+        </w:rPr>
+        <w:t>en la Aplicación</w:t>
       </w:r>
     </w:p>
     <w:p>
@@ -2596,54 +2632,20 @@
     <w:p>
       <w:pPr>
         <w:spacing w:line="480" w:lineRule="auto"/>
-        <w:ind w:firstLine="709"/>
-        <w:rPr>
-          <w:rFonts w:ascii="Times New Roman" w:hAnsi="Times New Roman" w:cs="Times New Roman"/>
-          <w:sz w:val="24"/>
-          <w:szCs w:val="24"/>
-        </w:rPr>
-      </w:pPr>
-      <w:r>
-        <w:rPr>
-          <w:rFonts w:ascii="Times New Roman" w:hAnsi="Times New Roman" w:cs="Times New Roman"/>
-          <w:sz w:val="24"/>
-          <w:szCs w:val="24"/>
-        </w:rPr>
-        <w:t>La aplicación móvil recibe la respuesta exitosa, almacena ambos tokens en el almacenamiento seguro del dispositivo</w:t>
-      </w:r>
-      <w:r>
-        <w:rPr>
-          <w:rFonts w:ascii="Times New Roman" w:hAnsi="Times New Roman" w:cs="Times New Roman"/>
-          <w:sz w:val="24"/>
-          <w:szCs w:val="24"/>
-        </w:rPr>
-        <w:t xml:space="preserve">, </w:t>
-      </w:r>
-      <w:r>
-        <w:rPr>
-          <w:rFonts w:ascii="Times New Roman" w:hAnsi="Times New Roman" w:cs="Times New Roman"/>
-          <w:sz w:val="24"/>
-          <w:szCs w:val="24"/>
-        </w:rPr>
-        <w:t xml:space="preserve">configura el contexto global de autenticación marcando la sesión como activa, y establece el perfil del usuario actual incluyendo toda la información específica del rol. Automáticamente carga las clases recibidas en la interfaz correspondiente y registra el dispositivo para recibir notificaciones </w:t>
-      </w:r>
-      <w:proofErr w:type="spellStart"/>
-      <w:r>
-        <w:rPr>
-          <w:rFonts w:ascii="Times New Roman" w:hAnsi="Times New Roman" w:cs="Times New Roman"/>
-          <w:sz w:val="24"/>
-          <w:szCs w:val="24"/>
-        </w:rPr>
-        <w:t>push</w:t>
-      </w:r>
-      <w:proofErr w:type="spellEnd"/>
-      <w:r>
-        <w:rPr>
-          <w:rFonts w:ascii="Times New Roman" w:hAnsi="Times New Roman" w:cs="Times New Roman"/>
-          <w:sz w:val="24"/>
-          <w:szCs w:val="24"/>
-        </w:rPr>
-        <w:t xml:space="preserve"> usando el token FCM del usuario.</w:t>
+        <w:jc w:val="both"/>
+        <w:rPr>
+          <w:rFonts w:ascii="Times New Roman" w:hAnsi="Times New Roman" w:cs="Times New Roman"/>
+          <w:sz w:val="24"/>
+          <w:szCs w:val="24"/>
+        </w:rPr>
+      </w:pPr>
+      <w:r>
+        <w:rPr>
+          <w:rFonts w:ascii="Times New Roman" w:hAnsi="Times New Roman" w:cs="Times New Roman"/>
+          <w:sz w:val="24"/>
+          <w:szCs w:val="24"/>
+        </w:rPr>
+        <w:t>La aplicación almacena la información recibida en la sesión activa, carga las clases asociadas y configura la interfaz principal del sistema</w:t>
       </w:r>
     </w:p>
     <w:p>
@@ -2683,7 +2685,27 @@
           <w:szCs w:val="24"/>
         </w:rPr>
         <w:lastRenderedPageBreak/>
-        <w:t>Navegación Inteligente por Rol</w:t>
+        <w:t xml:space="preserve">Navegación </w:t>
+      </w:r>
+      <w:r>
+        <w:rPr>
+          <w:rFonts w:ascii="Times New Roman" w:hAnsi="Times New Roman" w:cs="Times New Roman"/>
+          <w:b/>
+          <w:bCs/>
+          <w:sz w:val="24"/>
+          <w:szCs w:val="24"/>
+        </w:rPr>
+        <w:t>según el</w:t>
+      </w:r>
+      <w:r>
+        <w:rPr>
+          <w:rFonts w:ascii="Times New Roman" w:hAnsi="Times New Roman" w:cs="Times New Roman"/>
+          <w:b/>
+          <w:bCs/>
+          <w:sz w:val="24"/>
+          <w:szCs w:val="24"/>
+        </w:rPr>
+        <w:t xml:space="preserve"> Rol</w:t>
       </w:r>
     </w:p>
     <w:p>
@@ -2703,20 +2725,20 @@
     <w:p>
       <w:pPr>
         <w:spacing w:line="480" w:lineRule="auto"/>
-        <w:ind w:firstLine="709"/>
-        <w:rPr>
-          <w:rFonts w:ascii="Times New Roman" w:hAnsi="Times New Roman" w:cs="Times New Roman"/>
-          <w:sz w:val="24"/>
-          <w:szCs w:val="24"/>
-        </w:rPr>
-      </w:pPr>
-      <w:r>
-        <w:rPr>
-          <w:rFonts w:ascii="Times New Roman" w:hAnsi="Times New Roman" w:cs="Times New Roman"/>
-          <w:sz w:val="24"/>
-          <w:szCs w:val="24"/>
-        </w:rPr>
-        <w:t xml:space="preserve">Basándose en el campo "rol" del perfil, la aplicación redirige automáticamente al </w:t>
+        <w:jc w:val="both"/>
+        <w:rPr>
+          <w:rFonts w:ascii="Times New Roman" w:hAnsi="Times New Roman" w:cs="Times New Roman"/>
+          <w:sz w:val="24"/>
+          <w:szCs w:val="24"/>
+        </w:rPr>
+      </w:pPr>
+      <w:r>
+        <w:rPr>
+          <w:rFonts w:ascii="Times New Roman" w:hAnsi="Times New Roman" w:cs="Times New Roman"/>
+          <w:sz w:val="24"/>
+          <w:szCs w:val="24"/>
+        </w:rPr>
+        <w:t xml:space="preserve">El usuario es redirigido al </w:t>
       </w:r>
       <w:proofErr w:type="spellStart"/>
       <w:r>
@@ -2734,109 +2756,8 @@
           <w:sz w:val="24"/>
           <w:szCs w:val="24"/>
         </w:rPr>
-        <w:t xml:space="preserve"> correcto: docentes van al panel de gestión de clases con acceso a toma de asistencia, publicación de tareas y calificaciones; estudiantes al panel de seguimiento con sus materias, notas y tareas pendientes; administradores al panel de gestión institucional. Esta navegación inteligente elimina pasos manuales y proporciona experiencia de usuario optimizada según las capacidades específicas de cada rol.</w:t>
-      </w:r>
-    </w:p>
-    <w:p>
-      <w:pPr>
-        <w:spacing w:line="480" w:lineRule="auto"/>
-        <w:jc w:val="both"/>
-        <w:rPr>
-          <w:rFonts w:ascii="Times New Roman" w:hAnsi="Times New Roman" w:cs="Times New Roman"/>
-          <w:sz w:val="24"/>
-          <w:szCs w:val="24"/>
-        </w:rPr>
-      </w:pPr>
-    </w:p>
-    <w:p>
-      <w:pPr>
-        <w:pStyle w:val="Prrafodelista"/>
-        <w:numPr>
-          <w:ilvl w:val="0"/>
-          <w:numId w:val="1"/>
-        </w:numPr>
-        <w:spacing w:line="480" w:lineRule="auto"/>
-        <w:jc w:val="both"/>
-        <w:rPr>
-          <w:rFonts w:ascii="Times New Roman" w:hAnsi="Times New Roman" w:cs="Times New Roman"/>
-          <w:b/>
-          <w:bCs/>
-          <w:sz w:val="24"/>
-          <w:szCs w:val="24"/>
-        </w:rPr>
-      </w:pPr>
-      <w:r>
-        <w:rPr>
-          <w:rFonts w:ascii="Times New Roman" w:hAnsi="Times New Roman" w:cs="Times New Roman"/>
-          <w:b/>
-          <w:bCs/>
-          <w:sz w:val="24"/>
-          <w:szCs w:val="24"/>
-        </w:rPr>
-        <w:t>Medidas de Seguridad y Auditoría</w:t>
-      </w:r>
-    </w:p>
-    <w:p>
-      <w:pPr>
-        <w:pStyle w:val="Prrafodelista"/>
-        <w:spacing w:line="480" w:lineRule="auto"/>
-        <w:jc w:val="both"/>
-        <w:rPr>
-          <w:rFonts w:ascii="Times New Roman" w:hAnsi="Times New Roman" w:cs="Times New Roman"/>
-          <w:b/>
-          <w:bCs/>
-          <w:sz w:val="24"/>
-          <w:szCs w:val="24"/>
-        </w:rPr>
-      </w:pPr>
-    </w:p>
-    <w:p>
-      <w:pPr>
-        <w:spacing w:line="480" w:lineRule="auto"/>
-        <w:ind w:firstLine="709"/>
-        <w:rPr>
-          <w:rFonts w:ascii="Times New Roman" w:hAnsi="Times New Roman" w:cs="Times New Roman"/>
-          <w:sz w:val="24"/>
-          <w:szCs w:val="24"/>
-        </w:rPr>
-      </w:pPr>
-      <w:r>
-        <w:rPr>
-          <w:rFonts w:ascii="Times New Roman" w:hAnsi="Times New Roman" w:cs="Times New Roman"/>
-          <w:sz w:val="24"/>
-          <w:szCs w:val="24"/>
-        </w:rPr>
-        <w:t xml:space="preserve">Durante todo el proceso, el sistema registra la actividad en una tabla de auditoría con identificador del usuario, dirección IP del dispositivo, agente de usuario, resultado de la operación y </w:t>
-      </w:r>
-      <w:proofErr w:type="spellStart"/>
-      <w:r>
-        <w:rPr>
-          <w:rFonts w:ascii="Times New Roman" w:hAnsi="Times New Roman" w:cs="Times New Roman"/>
-          <w:sz w:val="24"/>
-          <w:szCs w:val="24"/>
-        </w:rPr>
-        <w:t>timestamp</w:t>
-      </w:r>
-      <w:proofErr w:type="spellEnd"/>
-      <w:r>
-        <w:rPr>
-          <w:rFonts w:ascii="Times New Roman" w:hAnsi="Times New Roman" w:cs="Times New Roman"/>
-          <w:sz w:val="24"/>
-          <w:szCs w:val="24"/>
-        </w:rPr>
-        <w:t xml:space="preserve"> exacto. Se aplican límites de intentos por IP para prevenir ataques de fuerza bruta, todos los datos viajan cifrados por HTTPS, y los tokens incluyen mecanismos de revocación inmediata en caso de detección de actividad sospechosa, garantizando máxima seguridad para el entorno educativo institucional.</w:t>
-      </w:r>
-    </w:p>
-    <w:p>
-      <w:pPr>
-        <w:spacing w:line="480" w:lineRule="auto"/>
-        <w:jc w:val="both"/>
-        <w:rPr>
-          <w:rFonts w:ascii="Times New Roman" w:hAnsi="Times New Roman" w:cs="Times New Roman"/>
-          <w:sz w:val="24"/>
-          <w:szCs w:val="24"/>
-        </w:rPr>
-      </w:pPr>
+        <w:t xml:space="preserve"> personalizado: los estudiantes visualizan clases, tareas, materiales, notas y asistencia; los docentes gestionan clases, publican materiales, registran asistencia y asignan tareas; los administradores acceden a herramientas de gestión de usuarios, clases y reportes.</w:t>
+      </w:r>
     </w:p>
     <w:p>
       <w:pPr>
@@ -2871,7 +2792,7 @@
           <w:szCs w:val="24"/>
         </w:rPr>
       </w:pPr>
-      <w:bookmarkStart w:id="2" w:name="_Toc224398099"/>
+      <w:bookmarkStart w:id="2" w:name="_Toc224558161"/>
       <w:r>
         <w:rPr>
           <w:rFonts w:ascii="Times New Roman" w:hAnsi="Times New Roman" w:cs="Times New Roman"/>
@@ -2905,22 +2826,19 @@
         <w:tblLook w:val="04A0" w:firstRow="1" w:lastRow="0" w:firstColumn="1" w:lastColumn="0" w:noHBand="0" w:noVBand="1"/>
       </w:tblPr>
       <w:tblGrid>
-        <w:gridCol w:w="840"/>
-        <w:gridCol w:w="1172"/>
-        <w:gridCol w:w="2818"/>
-        <w:gridCol w:w="3333"/>
-        <w:gridCol w:w="1907"/>
+        <w:gridCol w:w="696"/>
+        <w:gridCol w:w="1565"/>
+        <w:gridCol w:w="2927"/>
+        <w:gridCol w:w="2428"/>
+        <w:gridCol w:w="2454"/>
       </w:tblGrid>
       <w:tr>
         <w:trPr>
-          <w:trHeight w:val="988"/>
+          <w:trHeight w:val="725"/>
         </w:trPr>
         <w:tc>
           <w:tcPr>
-            <w:tcW w:w="417" w:type="pct"/>
-            <w:tcBorders>
-              <w:bottom w:val="single" w:sz="4" w:space="0" w:color="auto"/>
-            </w:tcBorders>
+            <w:tcW w:w="0" w:type="auto"/>
             <w:shd w:val="clear" w:color="auto" w:fill="E7E6E6" w:themeFill="background2"/>
             <w:vAlign w:val="center"/>
             <w:hideMark/>
@@ -2945,16 +2863,13 @@
                 <w:sz w:val="24"/>
                 <w:szCs w:val="24"/>
               </w:rPr>
-              <w:t>PASO</w:t>
+              <w:t>Paso</w:t>
             </w:r>
           </w:p>
         </w:tc>
         <w:tc>
           <w:tcPr>
-            <w:tcW w:w="582" w:type="pct"/>
-            <w:tcBorders>
-              <w:bottom w:val="single" w:sz="4" w:space="0" w:color="auto"/>
-            </w:tcBorders>
+            <w:tcW w:w="0" w:type="auto"/>
             <w:shd w:val="clear" w:color="auto" w:fill="E7E6E6" w:themeFill="background2"/>
             <w:vAlign w:val="center"/>
             <w:hideMark/>
@@ -2979,16 +2894,13 @@
                 <w:sz w:val="24"/>
                 <w:szCs w:val="24"/>
               </w:rPr>
-              <w:t>CAPA</w:t>
+              <w:t>Componente</w:t>
             </w:r>
           </w:p>
         </w:tc>
         <w:tc>
           <w:tcPr>
-            <w:tcW w:w="1399" w:type="pct"/>
-            <w:tcBorders>
-              <w:bottom w:val="single" w:sz="4" w:space="0" w:color="auto"/>
-            </w:tcBorders>
+            <w:tcW w:w="0" w:type="auto"/>
             <w:shd w:val="clear" w:color="auto" w:fill="E7E6E6" w:themeFill="background2"/>
             <w:vAlign w:val="center"/>
             <w:hideMark/>
@@ -3013,16 +2925,13 @@
                 <w:sz w:val="24"/>
                 <w:szCs w:val="24"/>
               </w:rPr>
-              <w:t>ACCIÓN PRINCIPAL</w:t>
+              <w:t>Acción Principal</w:t>
             </w:r>
           </w:p>
         </w:tc>
         <w:tc>
           <w:tcPr>
-            <w:tcW w:w="1655" w:type="pct"/>
-            <w:tcBorders>
-              <w:bottom w:val="single" w:sz="4" w:space="0" w:color="auto"/>
-            </w:tcBorders>
+            <w:tcW w:w="0" w:type="auto"/>
             <w:shd w:val="clear" w:color="auto" w:fill="E7E6E6" w:themeFill="background2"/>
             <w:vAlign w:val="center"/>
             <w:hideMark/>
@@ -3047,16 +2956,13 @@
                 <w:sz w:val="24"/>
                 <w:szCs w:val="24"/>
               </w:rPr>
-              <w:t>DATOS INVOLUCRADOS</w:t>
+              <w:t>Datos Involucrados</w:t>
             </w:r>
           </w:p>
         </w:tc>
         <w:tc>
           <w:tcPr>
-            <w:tcW w:w="947" w:type="pct"/>
-            <w:tcBorders>
-              <w:bottom w:val="single" w:sz="4" w:space="0" w:color="auto"/>
-            </w:tcBorders>
+            <w:tcW w:w="0" w:type="auto"/>
             <w:shd w:val="clear" w:color="auto" w:fill="E7E6E6" w:themeFill="background2"/>
             <w:vAlign w:val="center"/>
             <w:hideMark/>
@@ -3081,21 +2987,18 @@
                 <w:sz w:val="24"/>
                 <w:szCs w:val="24"/>
               </w:rPr>
-              <w:t>RESPUESTA</w:t>
+              <w:t>Resultado</w:t>
             </w:r>
           </w:p>
         </w:tc>
       </w:tr>
       <w:tr>
         <w:trPr>
-          <w:trHeight w:val="988"/>
+          <w:trHeight w:val="1132"/>
         </w:trPr>
         <w:tc>
           <w:tcPr>
-            <w:tcW w:w="417" w:type="pct"/>
-            <w:tcBorders>
-              <w:top w:val="single" w:sz="4" w:space="0" w:color="auto"/>
-            </w:tcBorders>
+            <w:tcW w:w="0" w:type="auto"/>
             <w:vAlign w:val="center"/>
             <w:hideMark/>
           </w:tcPr>
@@ -3112,8 +3015,6 @@
             <w:r>
               <w:rPr>
                 <w:rFonts w:ascii="Times New Roman" w:hAnsi="Times New Roman" w:cs="Times New Roman"/>
-                <w:b/>
-                <w:bCs/>
                 <w:sz w:val="24"/>
                 <w:szCs w:val="24"/>
               </w:rPr>
@@ -3123,10 +3024,7 @@
         </w:tc>
         <w:tc>
           <w:tcPr>
-            <w:tcW w:w="582" w:type="pct"/>
-            <w:tcBorders>
-              <w:top w:val="single" w:sz="4" w:space="0" w:color="auto"/>
-            </w:tcBorders>
+            <w:tcW w:w="0" w:type="auto"/>
             <w:vAlign w:val="center"/>
             <w:hideMark/>
           </w:tcPr>
@@ -3140,26 +3038,19 @@
                 <w:szCs w:val="24"/>
               </w:rPr>
             </w:pPr>
-            <w:proofErr w:type="spellStart"/>
-            <w:r>
-              <w:rPr>
-                <w:rFonts w:ascii="Times New Roman" w:hAnsi="Times New Roman" w:cs="Times New Roman"/>
-                <w:b/>
-                <w:bCs/>
-                <w:sz w:val="24"/>
-                <w:szCs w:val="24"/>
-              </w:rPr>
-              <w:t>Frontend</w:t>
-            </w:r>
-            <w:proofErr w:type="spellEnd"/>
+            <w:r>
+              <w:rPr>
+                <w:rFonts w:ascii="Times New Roman" w:hAnsi="Times New Roman" w:cs="Times New Roman"/>
+                <w:sz w:val="24"/>
+                <w:szCs w:val="24"/>
+              </w:rPr>
+              <w:t>Aplicación</w:t>
+            </w:r>
           </w:p>
         </w:tc>
         <w:tc>
           <w:tcPr>
-            <w:tcW w:w="1399" w:type="pct"/>
-            <w:tcBorders>
-              <w:top w:val="single" w:sz="4" w:space="0" w:color="auto"/>
-            </w:tcBorders>
+            <w:tcW w:w="0" w:type="auto"/>
             <w:vAlign w:val="center"/>
             <w:hideMark/>
           </w:tcPr>
@@ -3179,48 +3070,13 @@
                 <w:sz w:val="24"/>
                 <w:szCs w:val="24"/>
               </w:rPr>
-              <w:t>Usuario</w:t>
-            </w:r>
-            <w:r>
-              <w:rPr>
-                <w:rFonts w:ascii="Times New Roman" w:hAnsi="Times New Roman" w:cs="Times New Roman"/>
-                <w:sz w:val="24"/>
-                <w:szCs w:val="24"/>
-              </w:rPr>
-              <w:t xml:space="preserve"> </w:t>
-            </w:r>
-            <w:r>
-              <w:rPr>
-                <w:rFonts w:ascii="Times New Roman" w:hAnsi="Times New Roman" w:cs="Times New Roman"/>
-                <w:sz w:val="24"/>
-                <w:szCs w:val="24"/>
-              </w:rPr>
-              <w:t>ingresa</w:t>
-            </w:r>
-            <w:r>
-              <w:rPr>
-                <w:rFonts w:ascii="Times New Roman" w:hAnsi="Times New Roman" w:cs="Times New Roman"/>
-                <w:sz w:val="24"/>
-                <w:szCs w:val="24"/>
-              </w:rPr>
-              <w:t xml:space="preserve"> </w:t>
-            </w:r>
-            <w:r>
-              <w:rPr>
-                <w:rFonts w:ascii="Times New Roman" w:hAnsi="Times New Roman" w:cs="Times New Roman"/>
-                <w:sz w:val="24"/>
-                <w:szCs w:val="24"/>
-              </w:rPr>
-              <w:t>email/contraseña</w:t>
+              <w:t>Usuario ingresa correo y contraseña</w:t>
             </w:r>
           </w:p>
         </w:tc>
         <w:tc>
           <w:tcPr>
-            <w:tcW w:w="1655" w:type="pct"/>
-            <w:tcBorders>
-              <w:top w:val="single" w:sz="4" w:space="0" w:color="auto"/>
-            </w:tcBorders>
+            <w:tcW w:w="0" w:type="auto"/>
             <w:vAlign w:val="center"/>
             <w:hideMark/>
           </w:tcPr>
@@ -3240,24 +3096,13 @@
                 <w:sz w:val="24"/>
                 <w:szCs w:val="24"/>
               </w:rPr>
-              <w:t>user</w:t>
-            </w:r>
-            <w:r>
-              <w:rPr>
-                <w:rFonts w:ascii="Times New Roman" w:hAnsi="Times New Roman" w:cs="Times New Roman"/>
-                <w:sz w:val="24"/>
-                <w:szCs w:val="24"/>
-              </w:rPr>
-              <w:t>@edu.sv, password123</w:t>
+              <w:t>Correo, contraseña</w:t>
             </w:r>
           </w:p>
         </w:tc>
         <w:tc>
           <w:tcPr>
-            <w:tcW w:w="947" w:type="pct"/>
-            <w:tcBorders>
-              <w:top w:val="single" w:sz="4" w:space="0" w:color="auto"/>
-            </w:tcBorders>
+            <w:tcW w:w="0" w:type="auto"/>
             <w:vAlign w:val="center"/>
             <w:hideMark/>
           </w:tcPr>
@@ -3277,18 +3122,18 @@
                 <w:sz w:val="24"/>
                 <w:szCs w:val="24"/>
               </w:rPr>
-              <w:t>Validación local OK</w:t>
+              <w:t>Validación local exitosa</w:t>
             </w:r>
           </w:p>
         </w:tc>
       </w:tr>
       <w:tr>
         <w:trPr>
-          <w:trHeight w:val="988"/>
+          <w:trHeight w:val="1264"/>
         </w:trPr>
         <w:tc>
           <w:tcPr>
-            <w:tcW w:w="417" w:type="pct"/>
+            <w:tcW w:w="0" w:type="auto"/>
             <w:vAlign w:val="center"/>
             <w:hideMark/>
           </w:tcPr>
@@ -3305,8 +3150,6 @@
             <w:r>
               <w:rPr>
                 <w:rFonts w:ascii="Times New Roman" w:hAnsi="Times New Roman" w:cs="Times New Roman"/>
-                <w:b/>
-                <w:bCs/>
                 <w:sz w:val="24"/>
                 <w:szCs w:val="24"/>
               </w:rPr>
@@ -3316,7 +3159,7 @@
         </w:tc>
         <w:tc>
           <w:tcPr>
-            <w:tcW w:w="582" w:type="pct"/>
+            <w:tcW w:w="0" w:type="auto"/>
             <w:vAlign w:val="center"/>
             <w:hideMark/>
           </w:tcPr>
@@ -3330,23 +3173,19 @@
                 <w:szCs w:val="24"/>
               </w:rPr>
             </w:pPr>
-            <w:proofErr w:type="spellStart"/>
-            <w:r>
-              <w:rPr>
-                <w:rFonts w:ascii="Times New Roman" w:hAnsi="Times New Roman" w:cs="Times New Roman"/>
-                <w:b/>
-                <w:bCs/>
-                <w:sz w:val="24"/>
-                <w:szCs w:val="24"/>
-              </w:rPr>
-              <w:t>Backend</w:t>
-            </w:r>
-            <w:proofErr w:type="spellEnd"/>
+            <w:r>
+              <w:rPr>
+                <w:rFonts w:ascii="Times New Roman" w:hAnsi="Times New Roman" w:cs="Times New Roman"/>
+                <w:sz w:val="24"/>
+                <w:szCs w:val="24"/>
+              </w:rPr>
+              <w:t>Servidor</w:t>
+            </w:r>
           </w:p>
         </w:tc>
         <w:tc>
           <w:tcPr>
-            <w:tcW w:w="1399" w:type="pct"/>
+            <w:tcW w:w="0" w:type="auto"/>
             <w:vAlign w:val="center"/>
             <w:hideMark/>
           </w:tcPr>
@@ -3366,13 +3205,13 @@
                 <w:sz w:val="24"/>
                 <w:szCs w:val="24"/>
               </w:rPr>
-              <w:t>Validación formato + petición</w:t>
+              <w:t>Validación de datos recibidos</w:t>
             </w:r>
           </w:p>
         </w:tc>
         <w:tc>
           <w:tcPr>
-            <w:tcW w:w="1655" w:type="pct"/>
+            <w:tcW w:w="0" w:type="auto"/>
             <w:vAlign w:val="center"/>
             <w:hideMark/>
           </w:tcPr>
@@ -3392,23 +3231,13 @@
                 <w:sz w:val="24"/>
                 <w:szCs w:val="24"/>
               </w:rPr>
-              <w:t xml:space="preserve">@Valid Spring </w:t>
-            </w:r>
-            <w:proofErr w:type="spellStart"/>
-            <w:r>
-              <w:rPr>
-                <w:rFonts w:ascii="Times New Roman" w:hAnsi="Times New Roman" w:cs="Times New Roman"/>
-                <w:sz w:val="24"/>
-                <w:szCs w:val="24"/>
-              </w:rPr>
-              <w:t>anotations</w:t>
-            </w:r>
-            <w:proofErr w:type="spellEnd"/>
+              <w:t>Correo, contraseña</w:t>
+            </w:r>
           </w:p>
         </w:tc>
         <w:tc>
           <w:tcPr>
-            <w:tcW w:w="947" w:type="pct"/>
+            <w:tcW w:w="0" w:type="auto"/>
             <w:vAlign w:val="center"/>
             <w:hideMark/>
           </w:tcPr>
@@ -3428,18 +3257,18 @@
                 <w:sz w:val="24"/>
                 <w:szCs w:val="24"/>
               </w:rPr>
-              <w:t>400 si inválido</w:t>
+              <w:t>Datos válidos confirmados</w:t>
             </w:r>
           </w:p>
         </w:tc>
       </w:tr>
       <w:tr>
         <w:trPr>
-          <w:trHeight w:val="988"/>
+          <w:trHeight w:val="1264"/>
         </w:trPr>
         <w:tc>
           <w:tcPr>
-            <w:tcW w:w="417" w:type="pct"/>
+            <w:tcW w:w="0" w:type="auto"/>
             <w:vAlign w:val="center"/>
             <w:hideMark/>
           </w:tcPr>
@@ -3456,8 +3285,6 @@
             <w:r>
               <w:rPr>
                 <w:rFonts w:ascii="Times New Roman" w:hAnsi="Times New Roman" w:cs="Times New Roman"/>
-                <w:b/>
-                <w:bCs/>
                 <w:sz w:val="24"/>
                 <w:szCs w:val="24"/>
               </w:rPr>
@@ -3467,7 +3294,7 @@
         </w:tc>
         <w:tc>
           <w:tcPr>
-            <w:tcW w:w="582" w:type="pct"/>
+            <w:tcW w:w="0" w:type="auto"/>
             <w:vAlign w:val="center"/>
             <w:hideMark/>
           </w:tcPr>
@@ -3484,18 +3311,16 @@
             <w:r>
               <w:rPr>
                 <w:rFonts w:ascii="Times New Roman" w:hAnsi="Times New Roman" w:cs="Times New Roman"/>
-                <w:b/>
-                <w:bCs/>
-                <w:sz w:val="24"/>
-                <w:szCs w:val="24"/>
-              </w:rPr>
-              <w:t>BD</w:t>
+                <w:sz w:val="24"/>
+                <w:szCs w:val="24"/>
+              </w:rPr>
+              <w:t>Base de Datos</w:t>
             </w:r>
           </w:p>
         </w:tc>
         <w:tc>
           <w:tcPr>
-            <w:tcW w:w="1399" w:type="pct"/>
+            <w:tcW w:w="0" w:type="auto"/>
             <w:vAlign w:val="center"/>
             <w:hideMark/>
           </w:tcPr>
@@ -3515,13 +3340,13 @@
                 <w:sz w:val="24"/>
                 <w:szCs w:val="24"/>
               </w:rPr>
-              <w:t>SELECT usuarios WHERE email=?</w:t>
+              <w:t>Consulta de usuario</w:t>
             </w:r>
           </w:p>
         </w:tc>
         <w:tc>
           <w:tcPr>
-            <w:tcW w:w="1655" w:type="pct"/>
+            <w:tcW w:w="0" w:type="auto"/>
             <w:vAlign w:val="center"/>
             <w:hideMark/>
           </w:tcPr>
@@ -3533,7 +3358,6 @@
                 <w:rFonts w:ascii="Times New Roman" w:hAnsi="Times New Roman" w:cs="Times New Roman"/>
                 <w:sz w:val="24"/>
                 <w:szCs w:val="24"/>
-                <w:lang w:val="en-US"/>
               </w:rPr>
             </w:pPr>
             <w:r>
@@ -3541,46 +3365,24 @@
                 <w:rFonts w:ascii="Times New Roman" w:hAnsi="Times New Roman" w:cs="Times New Roman"/>
                 <w:sz w:val="24"/>
                 <w:szCs w:val="24"/>
-                <w:lang w:val="en-US"/>
-              </w:rPr>
-              <w:t xml:space="preserve">id UUID, </w:t>
-            </w:r>
-            <w:proofErr w:type="spellStart"/>
-            <w:r>
-              <w:rPr>
-                <w:rFonts w:ascii="Times New Roman" w:hAnsi="Times New Roman" w:cs="Times New Roman"/>
-                <w:sz w:val="24"/>
-                <w:szCs w:val="24"/>
-                <w:lang w:val="en-US"/>
-              </w:rPr>
-              <w:t>password_hash</w:t>
-            </w:r>
-            <w:proofErr w:type="spellEnd"/>
-            <w:r>
-              <w:rPr>
-                <w:rFonts w:ascii="Times New Roman" w:hAnsi="Times New Roman" w:cs="Times New Roman"/>
-                <w:sz w:val="24"/>
-                <w:szCs w:val="24"/>
-                <w:lang w:val="en-US"/>
-              </w:rPr>
-              <w:t xml:space="preserve">, </w:t>
-            </w:r>
-            <w:proofErr w:type="spellStart"/>
-            <w:r>
-              <w:rPr>
-                <w:rFonts w:ascii="Times New Roman" w:hAnsi="Times New Roman" w:cs="Times New Roman"/>
-                <w:sz w:val="24"/>
-                <w:szCs w:val="24"/>
-                <w:lang w:val="en-US"/>
-              </w:rPr>
-              <w:t>rol</w:t>
-            </w:r>
-            <w:proofErr w:type="spellEnd"/>
+              </w:rPr>
+              <w:t xml:space="preserve">Tabla </w:t>
+            </w:r>
+            <w:r>
+              <w:rPr>
+                <w:rFonts w:ascii="Times New Roman" w:hAnsi="Times New Roman" w:cs="Times New Roman"/>
+                <w:i/>
+                <w:iCs/>
+                <w:sz w:val="24"/>
+                <w:szCs w:val="24"/>
+              </w:rPr>
+              <w:t>Usuario</w:t>
+            </w:r>
           </w:p>
         </w:tc>
         <w:tc>
           <w:tcPr>
-            <w:tcW w:w="947" w:type="pct"/>
+            <w:tcW w:w="0" w:type="auto"/>
             <w:vAlign w:val="center"/>
             <w:hideMark/>
           </w:tcPr>
@@ -3607,11 +3409,11 @@
       </w:tr>
       <w:tr>
         <w:trPr>
-          <w:trHeight w:val="988"/>
+          <w:trHeight w:val="1264"/>
         </w:trPr>
         <w:tc>
           <w:tcPr>
-            <w:tcW w:w="417" w:type="pct"/>
+            <w:tcW w:w="0" w:type="auto"/>
             <w:vAlign w:val="center"/>
             <w:hideMark/>
           </w:tcPr>
@@ -3628,8 +3430,6 @@
             <w:r>
               <w:rPr>
                 <w:rFonts w:ascii="Times New Roman" w:hAnsi="Times New Roman" w:cs="Times New Roman"/>
-                <w:b/>
-                <w:bCs/>
                 <w:sz w:val="24"/>
                 <w:szCs w:val="24"/>
               </w:rPr>
@@ -3639,7 +3439,7 @@
         </w:tc>
         <w:tc>
           <w:tcPr>
-            <w:tcW w:w="582" w:type="pct"/>
+            <w:tcW w:w="0" w:type="auto"/>
             <w:vAlign w:val="center"/>
             <w:hideMark/>
           </w:tcPr>
@@ -3656,18 +3456,16 @@
             <w:r>
               <w:rPr>
                 <w:rFonts w:ascii="Times New Roman" w:hAnsi="Times New Roman" w:cs="Times New Roman"/>
-                <w:b/>
-                <w:bCs/>
-                <w:sz w:val="24"/>
-                <w:szCs w:val="24"/>
-              </w:rPr>
-              <w:t>BD</w:t>
+                <w:sz w:val="24"/>
+                <w:szCs w:val="24"/>
+              </w:rPr>
+              <w:t>Servidor</w:t>
             </w:r>
           </w:p>
         </w:tc>
         <w:tc>
           <w:tcPr>
-            <w:tcW w:w="1399" w:type="pct"/>
+            <w:tcW w:w="0" w:type="auto"/>
             <w:vAlign w:val="center"/>
             <w:hideMark/>
           </w:tcPr>
@@ -3687,13 +3485,13 @@
                 <w:sz w:val="24"/>
                 <w:szCs w:val="24"/>
               </w:rPr>
-              <w:t>JOIN tablas específicas rol</w:t>
+              <w:t>Identificación del rol</w:t>
             </w:r>
           </w:p>
         </w:tc>
         <w:tc>
           <w:tcPr>
-            <w:tcW w:w="1655" w:type="pct"/>
+            <w:tcW w:w="0" w:type="auto"/>
             <w:vAlign w:val="center"/>
             <w:hideMark/>
           </w:tcPr>
@@ -3713,31 +3511,25 @@
                 <w:sz w:val="24"/>
                 <w:szCs w:val="24"/>
               </w:rPr>
-              <w:t xml:space="preserve">licencia, </w:t>
+              <w:t xml:space="preserve">Campo </w:t>
             </w:r>
             <w:proofErr w:type="spellStart"/>
             <w:r>
               <w:rPr>
                 <w:rFonts w:ascii="Times New Roman" w:hAnsi="Times New Roman" w:cs="Times New Roman"/>
-                <w:sz w:val="24"/>
-                <w:szCs w:val="24"/>
-              </w:rPr>
-              <w:t>grado_imparte</w:t>
+                <w:i/>
+                <w:iCs/>
+                <w:sz w:val="24"/>
+                <w:szCs w:val="24"/>
+              </w:rPr>
+              <w:t>rol_usuario</w:t>
             </w:r>
             <w:proofErr w:type="spellEnd"/>
-            <w:r>
-              <w:rPr>
-                <w:rFonts w:ascii="Times New Roman" w:hAnsi="Times New Roman" w:cs="Times New Roman"/>
-                <w:sz w:val="24"/>
-                <w:szCs w:val="24"/>
-              </w:rPr>
-              <w:t>, matricula</w:t>
-            </w:r>
           </w:p>
         </w:tc>
         <w:tc>
           <w:tcPr>
-            <w:tcW w:w="947" w:type="pct"/>
+            <w:tcW w:w="0" w:type="auto"/>
             <w:vAlign w:val="center"/>
             <w:hideMark/>
           </w:tcPr>
@@ -3757,18 +3549,18 @@
                 <w:sz w:val="24"/>
                 <w:szCs w:val="24"/>
               </w:rPr>
-              <w:t>Perfil completo</w:t>
+              <w:t>Rol determinado</w:t>
             </w:r>
           </w:p>
         </w:tc>
       </w:tr>
       <w:tr>
         <w:trPr>
-          <w:trHeight w:val="988"/>
+          <w:trHeight w:val="1264"/>
         </w:trPr>
         <w:tc>
           <w:tcPr>
-            <w:tcW w:w="417" w:type="pct"/>
+            <w:tcW w:w="0" w:type="auto"/>
             <w:vAlign w:val="center"/>
             <w:hideMark/>
           </w:tcPr>
@@ -3785,8 +3577,6 @@
             <w:r>
               <w:rPr>
                 <w:rFonts w:ascii="Times New Roman" w:hAnsi="Times New Roman" w:cs="Times New Roman"/>
-                <w:b/>
-                <w:bCs/>
                 <w:sz w:val="24"/>
                 <w:szCs w:val="24"/>
               </w:rPr>
@@ -3796,7 +3586,7 @@
         </w:tc>
         <w:tc>
           <w:tcPr>
-            <w:tcW w:w="582" w:type="pct"/>
+            <w:tcW w:w="0" w:type="auto"/>
             <w:vAlign w:val="center"/>
             <w:hideMark/>
           </w:tcPr>
@@ -3813,18 +3603,16 @@
             <w:r>
               <w:rPr>
                 <w:rFonts w:ascii="Times New Roman" w:hAnsi="Times New Roman" w:cs="Times New Roman"/>
-                <w:b/>
-                <w:bCs/>
-                <w:sz w:val="24"/>
-                <w:szCs w:val="24"/>
-              </w:rPr>
-              <w:t>Servidor</w:t>
+                <w:sz w:val="24"/>
+                <w:szCs w:val="24"/>
+              </w:rPr>
+              <w:t>Base de Datos</w:t>
             </w:r>
           </w:p>
         </w:tc>
         <w:tc>
           <w:tcPr>
-            <w:tcW w:w="1399" w:type="pct"/>
+            <w:tcW w:w="0" w:type="auto"/>
             <w:vAlign w:val="center"/>
             <w:hideMark/>
           </w:tcPr>
@@ -3844,31 +3632,13 @@
                 <w:sz w:val="24"/>
                 <w:szCs w:val="24"/>
               </w:rPr>
-              <w:t xml:space="preserve">Generar JWT + </w:t>
-            </w:r>
-            <w:proofErr w:type="spellStart"/>
-            <w:r>
-              <w:rPr>
-                <w:rFonts w:ascii="Times New Roman" w:hAnsi="Times New Roman" w:cs="Times New Roman"/>
-                <w:sz w:val="24"/>
-                <w:szCs w:val="24"/>
-              </w:rPr>
-              <w:t>refresh</w:t>
-            </w:r>
-            <w:proofErr w:type="spellEnd"/>
-            <w:r>
-              <w:rPr>
-                <w:rFonts w:ascii="Times New Roman" w:hAnsi="Times New Roman" w:cs="Times New Roman"/>
-                <w:sz w:val="24"/>
-                <w:szCs w:val="24"/>
-              </w:rPr>
-              <w:t xml:space="preserve"> token</w:t>
+              <w:t>Consulta información del perfil</w:t>
             </w:r>
           </w:p>
         </w:tc>
         <w:tc>
           <w:tcPr>
-            <w:tcW w:w="1655" w:type="pct"/>
+            <w:tcW w:w="0" w:type="auto"/>
             <w:vAlign w:val="center"/>
             <w:hideMark/>
           </w:tcPr>
@@ -3882,39 +3652,47 @@
                 <w:szCs w:val="24"/>
               </w:rPr>
             </w:pPr>
-            <w:proofErr w:type="spellStart"/>
-            <w:r>
-              <w:rPr>
-                <w:rFonts w:ascii="Times New Roman" w:hAnsi="Times New Roman" w:cs="Times New Roman"/>
-                <w:sz w:val="24"/>
-                <w:szCs w:val="24"/>
-              </w:rPr>
-              <w:t>accessToken</w:t>
-            </w:r>
-            <w:proofErr w:type="spellEnd"/>
-            <w:r>
-              <w:rPr>
-                <w:rFonts w:ascii="Times New Roman" w:hAnsi="Times New Roman" w:cs="Times New Roman"/>
-                <w:sz w:val="24"/>
-                <w:szCs w:val="24"/>
-              </w:rPr>
-              <w:t xml:space="preserve">, </w:t>
-            </w:r>
-            <w:proofErr w:type="spellStart"/>
-            <w:r>
-              <w:rPr>
-                <w:rFonts w:ascii="Times New Roman" w:hAnsi="Times New Roman" w:cs="Times New Roman"/>
-                <w:sz w:val="24"/>
-                <w:szCs w:val="24"/>
-              </w:rPr>
-              <w:t>refreshToken</w:t>
-            </w:r>
-            <w:proofErr w:type="spellEnd"/>
+            <w:r>
+              <w:rPr>
+                <w:rFonts w:ascii="Times New Roman" w:hAnsi="Times New Roman" w:cs="Times New Roman"/>
+                <w:sz w:val="24"/>
+                <w:szCs w:val="24"/>
+              </w:rPr>
+              <w:t xml:space="preserve">Tablas </w:t>
+            </w:r>
+            <w:r>
+              <w:rPr>
+                <w:rFonts w:ascii="Times New Roman" w:hAnsi="Times New Roman" w:cs="Times New Roman"/>
+                <w:i/>
+                <w:iCs/>
+                <w:sz w:val="24"/>
+                <w:szCs w:val="24"/>
+              </w:rPr>
+              <w:t>Estudiante</w:t>
+            </w:r>
+            <w:r>
+              <w:rPr>
+                <w:rFonts w:ascii="Times New Roman" w:hAnsi="Times New Roman" w:cs="Times New Roman"/>
+                <w:sz w:val="24"/>
+                <w:szCs w:val="24"/>
+              </w:rPr>
+              <w:t xml:space="preserve"> / </w:t>
+            </w:r>
+            <w:r>
+              <w:rPr>
+                <w:rFonts w:ascii="Times New Roman" w:hAnsi="Times New Roman" w:cs="Times New Roman"/>
+                <w:i/>
+                <w:iCs/>
+                <w:sz w:val="24"/>
+                <w:szCs w:val="24"/>
+              </w:rPr>
+              <w:t>Docente</w:t>
+            </w:r>
           </w:p>
         </w:tc>
         <w:tc>
           <w:tcPr>
-            <w:tcW w:w="947" w:type="pct"/>
+            <w:tcW w:w="0" w:type="auto"/>
             <w:vAlign w:val="center"/>
             <w:hideMark/>
           </w:tcPr>
@@ -3934,18 +3712,18 @@
                 <w:sz w:val="24"/>
                 <w:szCs w:val="24"/>
               </w:rPr>
-              <w:t>Tokens firmados</w:t>
+              <w:t>Perfil cargado</w:t>
             </w:r>
           </w:p>
         </w:tc>
       </w:tr>
       <w:tr>
         <w:trPr>
-          <w:trHeight w:val="988"/>
+          <w:trHeight w:val="1264"/>
         </w:trPr>
         <w:tc>
           <w:tcPr>
-            <w:tcW w:w="417" w:type="pct"/>
+            <w:tcW w:w="0" w:type="auto"/>
             <w:vAlign w:val="center"/>
             <w:hideMark/>
           </w:tcPr>
@@ -3962,8 +3740,6 @@
             <w:r>
               <w:rPr>
                 <w:rFonts w:ascii="Times New Roman" w:hAnsi="Times New Roman" w:cs="Times New Roman"/>
-                <w:b/>
-                <w:bCs/>
                 <w:sz w:val="24"/>
                 <w:szCs w:val="24"/>
               </w:rPr>
@@ -3973,7 +3749,7 @@
         </w:tc>
         <w:tc>
           <w:tcPr>
-            <w:tcW w:w="582" w:type="pct"/>
+            <w:tcW w:w="0" w:type="auto"/>
             <w:vAlign w:val="center"/>
             <w:hideMark/>
           </w:tcPr>
@@ -3990,18 +3766,16 @@
             <w:r>
               <w:rPr>
                 <w:rFonts w:ascii="Times New Roman" w:hAnsi="Times New Roman" w:cs="Times New Roman"/>
-                <w:b/>
-                <w:bCs/>
-                <w:sz w:val="24"/>
-                <w:szCs w:val="24"/>
-              </w:rPr>
-              <w:t>BD</w:t>
+                <w:sz w:val="24"/>
+                <w:szCs w:val="24"/>
+              </w:rPr>
+              <w:t>Base de Datos</w:t>
             </w:r>
           </w:p>
         </w:tc>
         <w:tc>
           <w:tcPr>
-            <w:tcW w:w="1399" w:type="pct"/>
+            <w:tcW w:w="0" w:type="auto"/>
             <w:vAlign w:val="center"/>
             <w:hideMark/>
           </w:tcPr>
@@ -4015,29 +3789,19 @@
                 <w:szCs w:val="24"/>
               </w:rPr>
             </w:pPr>
-            <w:proofErr w:type="spellStart"/>
-            <w:r>
-              <w:rPr>
-                <w:rFonts w:ascii="Times New Roman" w:hAnsi="Times New Roman" w:cs="Times New Roman"/>
-                <w:sz w:val="24"/>
-                <w:szCs w:val="24"/>
-              </w:rPr>
-              <w:t>Pre-carga</w:t>
-            </w:r>
-            <w:proofErr w:type="spellEnd"/>
-            <w:r>
-              <w:rPr>
-                <w:rFonts w:ascii="Times New Roman" w:hAnsi="Times New Roman" w:cs="Times New Roman"/>
-                <w:sz w:val="24"/>
-                <w:szCs w:val="24"/>
-              </w:rPr>
-              <w:t xml:space="preserve"> clases usuario</w:t>
+            <w:r>
+              <w:rPr>
+                <w:rFonts w:ascii="Times New Roman" w:hAnsi="Times New Roman" w:cs="Times New Roman"/>
+                <w:sz w:val="24"/>
+                <w:szCs w:val="24"/>
+              </w:rPr>
+              <w:t>Consulta clases asociadas</w:t>
             </w:r>
           </w:p>
         </w:tc>
         <w:tc>
           <w:tcPr>
-            <w:tcW w:w="1655" w:type="pct"/>
+            <w:tcW w:w="0" w:type="auto"/>
             <w:vAlign w:val="center"/>
             <w:hideMark/>
           </w:tcPr>
@@ -4051,29 +3815,49 @@
                 <w:szCs w:val="24"/>
               </w:rPr>
             </w:pPr>
-            <w:proofErr w:type="gramStart"/>
-            <w:r>
-              <w:rPr>
-                <w:rFonts w:ascii="Times New Roman" w:hAnsi="Times New Roman" w:cs="Times New Roman"/>
-                <w:sz w:val="24"/>
-                <w:szCs w:val="24"/>
-              </w:rPr>
-              <w:t>clases[</w:t>
-            </w:r>
-            <w:proofErr w:type="gramEnd"/>
-            <w:r>
-              <w:rPr>
-                <w:rFonts w:ascii="Times New Roman" w:hAnsi="Times New Roman" w:cs="Times New Roman"/>
-                <w:sz w:val="24"/>
-                <w:szCs w:val="24"/>
-              </w:rPr>
-              <w:t>] del docente/estudiante</w:t>
-            </w:r>
+            <w:r>
+              <w:rPr>
+                <w:rFonts w:ascii="Times New Roman" w:hAnsi="Times New Roman" w:cs="Times New Roman"/>
+                <w:sz w:val="24"/>
+                <w:szCs w:val="24"/>
+              </w:rPr>
+              <w:t xml:space="preserve">Tablas </w:t>
+            </w:r>
+            <w:r>
+              <w:rPr>
+                <w:rFonts w:ascii="Times New Roman" w:hAnsi="Times New Roman" w:cs="Times New Roman"/>
+                <w:i/>
+                <w:iCs/>
+                <w:sz w:val="24"/>
+                <w:szCs w:val="24"/>
+              </w:rPr>
+              <w:t>Clase</w:t>
+            </w:r>
+            <w:r>
+              <w:rPr>
+                <w:rFonts w:ascii="Times New Roman" w:hAnsi="Times New Roman" w:cs="Times New Roman"/>
+                <w:sz w:val="24"/>
+                <w:szCs w:val="24"/>
+              </w:rPr>
+              <w:t xml:space="preserve"> / </w:t>
+            </w:r>
+            <w:proofErr w:type="spellStart"/>
+            <w:r>
+              <w:rPr>
+                <w:rFonts w:ascii="Times New Roman" w:hAnsi="Times New Roman" w:cs="Times New Roman"/>
+                <w:i/>
+                <w:iCs/>
+                <w:sz w:val="24"/>
+                <w:szCs w:val="24"/>
+              </w:rPr>
+              <w:t>Inscripcion</w:t>
+            </w:r>
+            <w:proofErr w:type="spellEnd"/>
           </w:p>
         </w:tc>
         <w:tc>
           <w:tcPr>
-            <w:tcW w:w="947" w:type="pct"/>
+            <w:tcW w:w="0" w:type="auto"/>
             <w:vAlign w:val="center"/>
             <w:hideMark/>
           </w:tcPr>
@@ -4093,18 +3877,18 @@
                 <w:sz w:val="24"/>
                 <w:szCs w:val="24"/>
               </w:rPr>
-              <w:t>Lista clases</w:t>
+              <w:t>Lista de clases obtenida</w:t>
             </w:r>
           </w:p>
         </w:tc>
       </w:tr>
       <w:tr>
         <w:trPr>
-          <w:trHeight w:val="988"/>
+          <w:trHeight w:val="1264"/>
         </w:trPr>
         <w:tc>
           <w:tcPr>
-            <w:tcW w:w="417" w:type="pct"/>
+            <w:tcW w:w="0" w:type="auto"/>
             <w:vAlign w:val="center"/>
             <w:hideMark/>
           </w:tcPr>
@@ -4121,8 +3905,6 @@
             <w:r>
               <w:rPr>
                 <w:rFonts w:ascii="Times New Roman" w:hAnsi="Times New Roman" w:cs="Times New Roman"/>
-                <w:b/>
-                <w:bCs/>
                 <w:sz w:val="24"/>
                 <w:szCs w:val="24"/>
               </w:rPr>
@@ -4132,7 +3914,7 @@
         </w:tc>
         <w:tc>
           <w:tcPr>
-            <w:tcW w:w="582" w:type="pct"/>
+            <w:tcW w:w="0" w:type="auto"/>
             <w:vAlign w:val="center"/>
             <w:hideMark/>
           </w:tcPr>
@@ -4146,23 +3928,19 @@
                 <w:szCs w:val="24"/>
               </w:rPr>
             </w:pPr>
-            <w:proofErr w:type="spellStart"/>
-            <w:r>
-              <w:rPr>
-                <w:rFonts w:ascii="Times New Roman" w:hAnsi="Times New Roman" w:cs="Times New Roman"/>
-                <w:b/>
-                <w:bCs/>
-                <w:sz w:val="24"/>
-                <w:szCs w:val="24"/>
-              </w:rPr>
-              <w:t>Backend</w:t>
-            </w:r>
-            <w:proofErr w:type="spellEnd"/>
+            <w:r>
+              <w:rPr>
+                <w:rFonts w:ascii="Times New Roman" w:hAnsi="Times New Roman" w:cs="Times New Roman"/>
+                <w:sz w:val="24"/>
+                <w:szCs w:val="24"/>
+              </w:rPr>
+              <w:t>Servidor</w:t>
+            </w:r>
           </w:p>
         </w:tc>
         <w:tc>
           <w:tcPr>
-            <w:tcW w:w="1399" w:type="pct"/>
+            <w:tcW w:w="0" w:type="auto"/>
             <w:vAlign w:val="center"/>
             <w:hideMark/>
           </w:tcPr>
@@ -4182,13 +3960,13 @@
                 <w:sz w:val="24"/>
                 <w:szCs w:val="24"/>
               </w:rPr>
-              <w:t>Respuesta JSON completa</w:t>
+              <w:t>Preparación de respuesta</w:t>
             </w:r>
           </w:p>
         </w:tc>
         <w:tc>
           <w:tcPr>
-            <w:tcW w:w="1655" w:type="pct"/>
+            <w:tcW w:w="0" w:type="auto"/>
             <w:vAlign w:val="center"/>
             <w:hideMark/>
           </w:tcPr>
@@ -4202,19 +3980,29 @@
                 <w:szCs w:val="24"/>
               </w:rPr>
             </w:pPr>
-            <w:r>
-              <w:rPr>
-                <w:rFonts w:ascii="Times New Roman" w:hAnsi="Times New Roman" w:cs="Times New Roman"/>
-                <w:sz w:val="24"/>
-                <w:szCs w:val="24"/>
-              </w:rPr>
-              <w:t>token + usuario + perfil + clases</w:t>
+            <w:proofErr w:type="gramStart"/>
+            <w:r>
+              <w:rPr>
+                <w:rFonts w:ascii="Times New Roman" w:hAnsi="Times New Roman" w:cs="Times New Roman"/>
+                <w:sz w:val="24"/>
+                <w:szCs w:val="24"/>
+              </w:rPr>
+              <w:t>Datos usuario</w:t>
+            </w:r>
+            <w:proofErr w:type="gramEnd"/>
+            <w:r>
+              <w:rPr>
+                <w:rFonts w:ascii="Times New Roman" w:hAnsi="Times New Roman" w:cs="Times New Roman"/>
+                <w:sz w:val="24"/>
+                <w:szCs w:val="24"/>
+              </w:rPr>
+              <w:t xml:space="preserve"> + clases</w:t>
             </w:r>
           </w:p>
         </w:tc>
         <w:tc>
           <w:tcPr>
-            <w:tcW w:w="947" w:type="pct"/>
+            <w:tcW w:w="0" w:type="auto"/>
             <w:vAlign w:val="center"/>
             <w:hideMark/>
           </w:tcPr>
@@ -4234,18 +4022,18 @@
                 <w:sz w:val="24"/>
                 <w:szCs w:val="24"/>
               </w:rPr>
-              <w:t>HTTP 200 OK</w:t>
+              <w:t>Respuesta enviada</w:t>
             </w:r>
           </w:p>
         </w:tc>
       </w:tr>
       <w:tr>
         <w:trPr>
-          <w:trHeight w:val="988"/>
+          <w:trHeight w:val="1264"/>
         </w:trPr>
         <w:tc>
           <w:tcPr>
-            <w:tcW w:w="417" w:type="pct"/>
+            <w:tcW w:w="0" w:type="auto"/>
             <w:vAlign w:val="center"/>
             <w:hideMark/>
           </w:tcPr>
@@ -4262,8 +4050,6 @@
             <w:r>
               <w:rPr>
                 <w:rFonts w:ascii="Times New Roman" w:hAnsi="Times New Roman" w:cs="Times New Roman"/>
-                <w:b/>
-                <w:bCs/>
                 <w:sz w:val="24"/>
                 <w:szCs w:val="24"/>
               </w:rPr>
@@ -4273,7 +4059,7 @@
         </w:tc>
         <w:tc>
           <w:tcPr>
-            <w:tcW w:w="582" w:type="pct"/>
+            <w:tcW w:w="0" w:type="auto"/>
             <w:vAlign w:val="center"/>
             <w:hideMark/>
           </w:tcPr>
@@ -4287,23 +4073,19 @@
                 <w:szCs w:val="24"/>
               </w:rPr>
             </w:pPr>
-            <w:proofErr w:type="spellStart"/>
-            <w:r>
-              <w:rPr>
-                <w:rFonts w:ascii="Times New Roman" w:hAnsi="Times New Roman" w:cs="Times New Roman"/>
-                <w:b/>
-                <w:bCs/>
-                <w:sz w:val="24"/>
-                <w:szCs w:val="24"/>
-              </w:rPr>
-              <w:t>Frontend</w:t>
-            </w:r>
-            <w:proofErr w:type="spellEnd"/>
+            <w:r>
+              <w:rPr>
+                <w:rFonts w:ascii="Times New Roman" w:hAnsi="Times New Roman" w:cs="Times New Roman"/>
+                <w:sz w:val="24"/>
+                <w:szCs w:val="24"/>
+              </w:rPr>
+              <w:t>Aplicación</w:t>
+            </w:r>
           </w:p>
         </w:tc>
         <w:tc>
           <w:tcPr>
-            <w:tcW w:w="1399" w:type="pct"/>
+            <w:tcW w:w="0" w:type="auto"/>
             <w:vAlign w:val="center"/>
             <w:hideMark/>
           </w:tcPr>
@@ -4323,13 +4105,13 @@
                 <w:sz w:val="24"/>
                 <w:szCs w:val="24"/>
               </w:rPr>
-              <w:t>Almacena tokens seguros</w:t>
+              <w:t>Configuración de sesión</w:t>
             </w:r>
           </w:p>
         </w:tc>
         <w:tc>
           <w:tcPr>
-            <w:tcW w:w="1655" w:type="pct"/>
+            <w:tcW w:w="0" w:type="auto"/>
             <w:vAlign w:val="center"/>
             <w:hideMark/>
           </w:tcPr>
@@ -4343,39 +4125,19 @@
                 <w:szCs w:val="24"/>
               </w:rPr>
             </w:pPr>
-            <w:proofErr w:type="spellStart"/>
-            <w:r>
-              <w:rPr>
-                <w:rFonts w:ascii="Times New Roman" w:hAnsi="Times New Roman" w:cs="Times New Roman"/>
-                <w:sz w:val="24"/>
-                <w:szCs w:val="24"/>
-              </w:rPr>
-              <w:t>SecureStore</w:t>
-            </w:r>
-            <w:proofErr w:type="spellEnd"/>
-            <w:r>
-              <w:rPr>
-                <w:rFonts w:ascii="Times New Roman" w:hAnsi="Times New Roman" w:cs="Times New Roman"/>
-                <w:sz w:val="24"/>
-                <w:szCs w:val="24"/>
-              </w:rPr>
-              <w:t xml:space="preserve">, </w:t>
-            </w:r>
-            <w:proofErr w:type="spellStart"/>
-            <w:r>
-              <w:rPr>
-                <w:rFonts w:ascii="Times New Roman" w:hAnsi="Times New Roman" w:cs="Times New Roman"/>
-                <w:sz w:val="24"/>
-                <w:szCs w:val="24"/>
-              </w:rPr>
-              <w:t>AuthContext</w:t>
-            </w:r>
-            <w:proofErr w:type="spellEnd"/>
+            <w:r>
+              <w:rPr>
+                <w:rFonts w:ascii="Times New Roman" w:hAnsi="Times New Roman" w:cs="Times New Roman"/>
+                <w:sz w:val="24"/>
+                <w:szCs w:val="24"/>
+              </w:rPr>
+              <w:t>Perfil usuario</w:t>
+            </w:r>
           </w:p>
         </w:tc>
         <w:tc>
           <w:tcPr>
-            <w:tcW w:w="947" w:type="pct"/>
+            <w:tcW w:w="0" w:type="auto"/>
             <w:vAlign w:val="center"/>
             <w:hideMark/>
           </w:tcPr>
@@ -4395,18 +4157,18 @@
                 <w:sz w:val="24"/>
                 <w:szCs w:val="24"/>
               </w:rPr>
-              <w:t>Sesión activa</w:t>
+              <w:t>Sesión iniciada</w:t>
             </w:r>
           </w:p>
         </w:tc>
       </w:tr>
       <w:tr>
         <w:trPr>
-          <w:trHeight w:val="988"/>
+          <w:trHeight w:val="1264"/>
         </w:trPr>
         <w:tc>
           <w:tcPr>
-            <w:tcW w:w="417" w:type="pct"/>
+            <w:tcW w:w="0" w:type="auto"/>
             <w:vAlign w:val="center"/>
             <w:hideMark/>
           </w:tcPr>
@@ -4423,8 +4185,6 @@
             <w:r>
               <w:rPr>
                 <w:rFonts w:ascii="Times New Roman" w:hAnsi="Times New Roman" w:cs="Times New Roman"/>
-                <w:b/>
-                <w:bCs/>
                 <w:sz w:val="24"/>
                 <w:szCs w:val="24"/>
               </w:rPr>
@@ -4434,7 +4194,7 @@
         </w:tc>
         <w:tc>
           <w:tcPr>
-            <w:tcW w:w="582" w:type="pct"/>
+            <w:tcW w:w="0" w:type="auto"/>
             <w:vAlign w:val="center"/>
             <w:hideMark/>
           </w:tcPr>
@@ -4448,23 +4208,19 @@
                 <w:szCs w:val="24"/>
               </w:rPr>
             </w:pPr>
-            <w:proofErr w:type="spellStart"/>
-            <w:r>
-              <w:rPr>
-                <w:rFonts w:ascii="Times New Roman" w:hAnsi="Times New Roman" w:cs="Times New Roman"/>
-                <w:b/>
-                <w:bCs/>
-                <w:sz w:val="24"/>
-                <w:szCs w:val="24"/>
-              </w:rPr>
-              <w:t>Frontend</w:t>
-            </w:r>
-            <w:proofErr w:type="spellEnd"/>
+            <w:r>
+              <w:rPr>
+                <w:rFonts w:ascii="Times New Roman" w:hAnsi="Times New Roman" w:cs="Times New Roman"/>
+                <w:sz w:val="24"/>
+                <w:szCs w:val="24"/>
+              </w:rPr>
+              <w:t>Aplicación</w:t>
+            </w:r>
           </w:p>
         </w:tc>
         <w:tc>
           <w:tcPr>
-            <w:tcW w:w="1399" w:type="pct"/>
+            <w:tcW w:w="0" w:type="auto"/>
             <w:vAlign w:val="center"/>
             <w:hideMark/>
           </w:tcPr>
@@ -4484,13 +4240,13 @@
                 <w:sz w:val="24"/>
                 <w:szCs w:val="24"/>
               </w:rPr>
-              <w:t>Navegación por rol</w:t>
+              <w:t>Redirección según rol</w:t>
             </w:r>
           </w:p>
         </w:tc>
         <w:tc>
           <w:tcPr>
-            <w:tcW w:w="1655" w:type="pct"/>
+            <w:tcW w:w="0" w:type="auto"/>
             <w:vAlign w:val="center"/>
             <w:hideMark/>
           </w:tcPr>
@@ -4504,39 +4260,19 @@
                 <w:szCs w:val="24"/>
               </w:rPr>
             </w:pPr>
-            <w:proofErr w:type="spellStart"/>
-            <w:r>
-              <w:rPr>
-                <w:rFonts w:ascii="Times New Roman" w:hAnsi="Times New Roman" w:cs="Times New Roman"/>
-                <w:sz w:val="24"/>
-                <w:szCs w:val="24"/>
-              </w:rPr>
-              <w:t>DashboardDocente</w:t>
-            </w:r>
-            <w:proofErr w:type="spellEnd"/>
-            <w:r>
-              <w:rPr>
-                <w:rFonts w:ascii="Times New Roman" w:hAnsi="Times New Roman" w:cs="Times New Roman"/>
-                <w:sz w:val="24"/>
-                <w:szCs w:val="24"/>
-              </w:rPr>
-              <w:t xml:space="preserve"> / </w:t>
-            </w:r>
-            <w:proofErr w:type="spellStart"/>
-            <w:r>
-              <w:rPr>
-                <w:rFonts w:ascii="Times New Roman" w:hAnsi="Times New Roman" w:cs="Times New Roman"/>
-                <w:sz w:val="24"/>
-                <w:szCs w:val="24"/>
-              </w:rPr>
-              <w:t>DashboardEstudiante</w:t>
-            </w:r>
-            <w:proofErr w:type="spellEnd"/>
+            <w:r>
+              <w:rPr>
+                <w:rFonts w:ascii="Times New Roman" w:hAnsi="Times New Roman" w:cs="Times New Roman"/>
+                <w:sz w:val="24"/>
+                <w:szCs w:val="24"/>
+              </w:rPr>
+              <w:t>Tipo de usuario</w:t>
+            </w:r>
           </w:p>
         </w:tc>
         <w:tc>
           <w:tcPr>
-            <w:tcW w:w="947" w:type="pct"/>
+            <w:tcW w:w="0" w:type="auto"/>
             <w:vAlign w:val="center"/>
             <w:hideMark/>
           </w:tcPr>
@@ -4550,101 +4286,6 @@
                 <w:szCs w:val="24"/>
               </w:rPr>
             </w:pPr>
-            <w:r>
-              <w:rPr>
-                <w:rFonts w:ascii="Times New Roman" w:hAnsi="Times New Roman" w:cs="Times New Roman"/>
-                <w:sz w:val="24"/>
-                <w:szCs w:val="24"/>
-              </w:rPr>
-              <w:t>UI específica</w:t>
-            </w:r>
-          </w:p>
-        </w:tc>
-      </w:tr>
-      <w:tr>
-        <w:trPr>
-          <w:trHeight w:val="988"/>
-        </w:trPr>
-        <w:tc>
-          <w:tcPr>
-            <w:tcW w:w="417" w:type="pct"/>
-            <w:vAlign w:val="center"/>
-            <w:hideMark/>
-          </w:tcPr>
-          <w:p>
-            <w:pPr>
-              <w:spacing w:after="160" w:line="360" w:lineRule="auto"/>
-              <w:jc w:val="center"/>
-              <w:rPr>
-                <w:rFonts w:ascii="Times New Roman" w:hAnsi="Times New Roman" w:cs="Times New Roman"/>
-                <w:sz w:val="24"/>
-                <w:szCs w:val="24"/>
-              </w:rPr>
-            </w:pPr>
-            <w:r>
-              <w:rPr>
-                <w:rFonts w:ascii="Times New Roman" w:hAnsi="Times New Roman" w:cs="Times New Roman"/>
-                <w:b/>
-                <w:bCs/>
-                <w:sz w:val="24"/>
-                <w:szCs w:val="24"/>
-              </w:rPr>
-              <w:t>10</w:t>
-            </w:r>
-          </w:p>
-        </w:tc>
-        <w:tc>
-          <w:tcPr>
-            <w:tcW w:w="582" w:type="pct"/>
-            <w:vAlign w:val="center"/>
-            <w:hideMark/>
-          </w:tcPr>
-          <w:p>
-            <w:pPr>
-              <w:spacing w:after="160" w:line="360" w:lineRule="auto"/>
-              <w:jc w:val="center"/>
-              <w:rPr>
-                <w:rFonts w:ascii="Times New Roman" w:hAnsi="Times New Roman" w:cs="Times New Roman"/>
-                <w:sz w:val="24"/>
-                <w:szCs w:val="24"/>
-              </w:rPr>
-            </w:pPr>
-            <w:r>
-              <w:rPr>
-                <w:rFonts w:ascii="Times New Roman" w:hAnsi="Times New Roman" w:cs="Times New Roman"/>
-                <w:b/>
-                <w:bCs/>
-                <w:sz w:val="24"/>
-                <w:szCs w:val="24"/>
-              </w:rPr>
-              <w:t>Servidor</w:t>
-            </w:r>
-          </w:p>
-        </w:tc>
-        <w:tc>
-          <w:tcPr>
-            <w:tcW w:w="1399" w:type="pct"/>
-            <w:vAlign w:val="center"/>
-            <w:hideMark/>
-          </w:tcPr>
-          <w:p>
-            <w:pPr>
-              <w:spacing w:after="160" w:line="360" w:lineRule="auto"/>
-              <w:jc w:val="center"/>
-              <w:rPr>
-                <w:rFonts w:ascii="Times New Roman" w:hAnsi="Times New Roman" w:cs="Times New Roman"/>
-                <w:sz w:val="24"/>
-                <w:szCs w:val="24"/>
-              </w:rPr>
-            </w:pPr>
-            <w:r>
-              <w:rPr>
-                <w:rFonts w:ascii="Times New Roman" w:hAnsi="Times New Roman" w:cs="Times New Roman"/>
-                <w:sz w:val="24"/>
-                <w:szCs w:val="24"/>
-              </w:rPr>
-              <w:t xml:space="preserve">Audit log + </w:t>
-            </w:r>
             <w:proofErr w:type="spellStart"/>
             <w:r>
               <w:rPr>
@@ -4652,7 +4293,7 @@
                 <w:sz w:val="24"/>
                 <w:szCs w:val="24"/>
               </w:rPr>
-              <w:t>rate</w:t>
+              <w:t>Dashboard</w:t>
             </w:r>
             <w:proofErr w:type="spellEnd"/>
             <w:r>
@@ -4661,79 +4302,7 @@
                 <w:sz w:val="24"/>
                 <w:szCs w:val="24"/>
               </w:rPr>
-              <w:t xml:space="preserve"> </w:t>
-            </w:r>
-            <w:proofErr w:type="spellStart"/>
-            <w:r>
-              <w:rPr>
-                <w:rFonts w:ascii="Times New Roman" w:hAnsi="Times New Roman" w:cs="Times New Roman"/>
-                <w:sz w:val="24"/>
-                <w:szCs w:val="24"/>
-              </w:rPr>
-              <w:t>limiting</w:t>
-            </w:r>
-            <w:proofErr w:type="spellEnd"/>
-          </w:p>
-        </w:tc>
-        <w:tc>
-          <w:tcPr>
-            <w:tcW w:w="1655" w:type="pct"/>
-            <w:vAlign w:val="center"/>
-            <w:hideMark/>
-          </w:tcPr>
-          <w:p>
-            <w:pPr>
-              <w:spacing w:after="160" w:line="360" w:lineRule="auto"/>
-              <w:jc w:val="center"/>
-              <w:rPr>
-                <w:rFonts w:ascii="Times New Roman" w:hAnsi="Times New Roman" w:cs="Times New Roman"/>
-                <w:sz w:val="24"/>
-                <w:szCs w:val="24"/>
-              </w:rPr>
-            </w:pPr>
-            <w:proofErr w:type="spellStart"/>
-            <w:r>
-              <w:rPr>
-                <w:rFonts w:ascii="Times New Roman" w:hAnsi="Times New Roman" w:cs="Times New Roman"/>
-                <w:sz w:val="24"/>
-                <w:szCs w:val="24"/>
-              </w:rPr>
-              <w:t>login_logs</w:t>
-            </w:r>
-            <w:proofErr w:type="spellEnd"/>
-            <w:r>
-              <w:rPr>
-                <w:rFonts w:ascii="Times New Roman" w:hAnsi="Times New Roman" w:cs="Times New Roman"/>
-                <w:sz w:val="24"/>
-                <w:szCs w:val="24"/>
-              </w:rPr>
-              <w:t>, IP tracking</w:t>
-            </w:r>
-          </w:p>
-        </w:tc>
-        <w:tc>
-          <w:tcPr>
-            <w:tcW w:w="947" w:type="pct"/>
-            <w:vAlign w:val="center"/>
-            <w:hideMark/>
-          </w:tcPr>
-          <w:p>
-            <w:pPr>
-              <w:spacing w:after="160" w:line="360" w:lineRule="auto"/>
-              <w:jc w:val="center"/>
-              <w:rPr>
-                <w:rFonts w:ascii="Times New Roman" w:hAnsi="Times New Roman" w:cs="Times New Roman"/>
-                <w:sz w:val="24"/>
-                <w:szCs w:val="24"/>
-              </w:rPr>
-            </w:pPr>
-            <w:r>
-              <w:rPr>
-                <w:rFonts w:ascii="Times New Roman" w:hAnsi="Times New Roman" w:cs="Times New Roman"/>
-                <w:sz w:val="24"/>
-                <w:szCs w:val="24"/>
-              </w:rPr>
-              <w:t>Seguridad total</w:t>
+              <w:t xml:space="preserve"> correspondiente</w:t>
             </w:r>
           </w:p>
         </w:tc>
@@ -4741,17 +4310,6 @@
     </w:tbl>
     <w:p>
       <w:pPr>
-        <w:spacing w:line="480" w:lineRule="auto"/>
-        <w:jc w:val="both"/>
-        <w:rPr>
-          <w:rFonts w:ascii="Times New Roman" w:hAnsi="Times New Roman" w:cs="Times New Roman"/>
-          <w:sz w:val="24"/>
-          <w:szCs w:val="24"/>
-        </w:rPr>
-      </w:pPr>
-    </w:p>
-    <w:p>
-      <w:pPr>
         <w:pStyle w:val="Ttulo1"/>
         <w:jc w:val="center"/>
         <w:rPr>
@@ -4763,7 +4321,7 @@
           <w:szCs w:val="28"/>
         </w:rPr>
       </w:pPr>
-      <w:bookmarkStart w:id="3" w:name="_Toc224398100"/>
+      <w:bookmarkStart w:id="3" w:name="_Toc224558162"/>
       <w:r>
         <w:rPr>
           <w:rFonts w:ascii="Times New Roman" w:hAnsi="Times New Roman" w:cs="Times New Roman"/>
@@ -4791,7 +4349,7 @@
           <w:szCs w:val="24"/>
         </w:rPr>
       </w:pPr>
-      <w:bookmarkStart w:id="4" w:name="_Toc224398101"/>
+      <w:bookmarkStart w:id="4" w:name="_Toc224558163"/>
       <w:r>
         <w:rPr>
           <w:rFonts w:ascii="Times New Roman" w:hAnsi="Times New Roman" w:cs="Times New Roman"/>
@@ -4823,19 +4381,13 @@
       </w:pPr>
       <w:r>
         <w:rPr>
-          <w:rFonts w:ascii="Times New Roman" w:eastAsiaTheme="majorEastAsia" w:hAnsi="Times New Roman" w:cs="Times New Roman"/>
-          <w:b/>
-          <w:bCs/>
-          <w:noProof/>
-          <w:color w:val="000000" w:themeColor="text1"/>
-          <w:sz w:val="24"/>
-          <w:szCs w:val="24"/>
+          <w:noProof/>
         </w:rPr>
         <w:drawing>
-          <wp:inline distT="0" distB="0" distL="0" distR="0" wp14:anchorId="0BE6350D" wp14:editId="1DC28774">
-            <wp:extent cx="6175375" cy="6103620"/>
-            <wp:effectExtent l="0" t="0" r="0" b="0"/>
-            <wp:docPr id="201647651" name="Imagen 1"/>
+          <wp:inline distT="0" distB="0" distL="0" distR="0" wp14:anchorId="5FA79AC3" wp14:editId="4F292604">
+            <wp:extent cx="3227348" cy="6851176"/>
+            <wp:effectExtent l="0" t="0" r="0" b="6985"/>
+            <wp:docPr id="31957492" name="Imagen 2"/>
             <wp:cNvGraphicFramePr>
               <a:graphicFrameLocks xmlns:a="http://schemas.openxmlformats.org/drawingml/2006/main" noChangeAspect="1"/>
             </wp:cNvGraphicFramePr>
@@ -4843,13 +4395,13 @@
               <a:graphicData uri="http://schemas.openxmlformats.org/drawingml/2006/picture">
                 <pic:pic xmlns:pic="http://schemas.openxmlformats.org/drawingml/2006/picture">
                   <pic:nvPicPr>
-                    <pic:cNvPr id="0" name="Picture 1"/>
+                    <pic:cNvPr id="0" name="Picture 2"/>
                     <pic:cNvPicPr>
                       <a:picLocks noChangeAspect="1" noChangeArrowheads="1"/>
                     </pic:cNvPicPr>
                   </pic:nvPicPr>
                   <pic:blipFill>
-                    <a:blip r:embed="rId6">
+                    <a:blip r:embed="rId6" cstate="print">
                       <a:extLst>
                         <a:ext uri="{28A0092B-C50C-407E-A947-70E740481C1C}">
                           <a14:useLocalDpi xmlns:a14="http://schemas.microsoft.com/office/drawing/2010/main" val="0"/>
@@ -4864,7 +4416,7 @@
                   <pic:spPr bwMode="auto">
                     <a:xfrm>
                       <a:off x="0" y="0"/>
-                      <a:ext cx="6175375" cy="6103620"/>
+                      <a:ext cx="3234790" cy="6866973"/>
                     </a:xfrm>
                     <a:prstGeom prst="rect">
                       <a:avLst/>
@@ -4881,28 +4433,6 @@
         </w:drawing>
       </w:r>
     </w:p>
-    <w:p/>
-    <w:p>
-      <w:pPr>
-        <w:rPr>
-          <w:rFonts w:ascii="Times New Roman" w:eastAsiaTheme="majorEastAsia" w:hAnsi="Times New Roman" w:cs="Times New Roman"/>
-          <w:b/>
-          <w:bCs/>
-          <w:sz w:val="24"/>
-          <w:szCs w:val="24"/>
-        </w:rPr>
-      </w:pPr>
-      <w:r>
-        <w:rPr>
-          <w:rFonts w:ascii="Times New Roman" w:hAnsi="Times New Roman" w:cs="Times New Roman"/>
-          <w:b/>
-          <w:bCs/>
-          <w:sz w:val="24"/>
-          <w:szCs w:val="24"/>
-        </w:rPr>
-        <w:br w:type="page"/>
-      </w:r>
-    </w:p>
     <w:p>
       <w:pPr>
         <w:pStyle w:val="Ttulo2"/>
@@ -4915,7 +4445,7 @@
           <w:szCs w:val="24"/>
         </w:rPr>
       </w:pPr>
-      <w:bookmarkStart w:id="5" w:name="_Toc224398102"/>
+      <w:bookmarkStart w:id="5" w:name="_Toc224558164"/>
       <w:r>
         <w:rPr>
           <w:rFonts w:ascii="Times New Roman" w:hAnsi="Times New Roman" w:cs="Times New Roman"/>
@@ -4951,10 +4481,10 @@
           <w:noProof/>
         </w:rPr>
         <w:drawing>
-          <wp:inline distT="0" distB="0" distL="0" distR="0" wp14:anchorId="7D359B13" wp14:editId="363D5512">
-            <wp:extent cx="5438899" cy="7508323"/>
-            <wp:effectExtent l="0" t="0" r="9525" b="0"/>
-            <wp:docPr id="1675632351" name="Imagen 2"/>
+          <wp:inline distT="0" distB="0" distL="0" distR="0" wp14:anchorId="583737CA" wp14:editId="054AA8E5">
+            <wp:extent cx="4612943" cy="7536083"/>
+            <wp:effectExtent l="0" t="0" r="0" b="8255"/>
+            <wp:docPr id="1644651333" name="Imagen 3"/>
             <wp:cNvGraphicFramePr>
               <a:graphicFrameLocks xmlns:a="http://schemas.openxmlformats.org/drawingml/2006/main" noChangeAspect="1"/>
             </wp:cNvGraphicFramePr>
@@ -4962,7 +4492,7 @@
               <a:graphicData uri="http://schemas.openxmlformats.org/drawingml/2006/picture">
                 <pic:pic xmlns:pic="http://schemas.openxmlformats.org/drawingml/2006/picture">
                   <pic:nvPicPr>
-                    <pic:cNvPr id="0" name="Picture 2"/>
+                    <pic:cNvPr id="0" name="Picture 4"/>
                     <pic:cNvPicPr>
                       <a:picLocks noChangeAspect="1" noChangeArrowheads="1"/>
                     </pic:cNvPicPr>
@@ -4983,7 +4513,7 @@
                   <pic:spPr bwMode="auto">
                     <a:xfrm>
                       <a:off x="0" y="0"/>
-                      <a:ext cx="5442172" cy="7512841"/>
+                      <a:ext cx="4616164" cy="7541344"/>
                     </a:xfrm>
                     <a:prstGeom prst="rect">
                       <a:avLst/>
@@ -5012,7 +4542,7 @@
           <w:szCs w:val="24"/>
         </w:rPr>
       </w:pPr>
-      <w:bookmarkStart w:id="6" w:name="_Toc224398103"/>
+      <w:bookmarkStart w:id="6" w:name="_Toc224558165"/>
       <w:r>
         <w:rPr>
           <w:rFonts w:ascii="Times New Roman" w:hAnsi="Times New Roman" w:cs="Times New Roman"/>
@@ -5039,17 +4569,16 @@
       <w:bookmarkEnd w:id="6"/>
     </w:p>
     <w:p/>
-    <w:p/>
     <w:p>
       <w:r>
         <w:rPr>
           <w:noProof/>
         </w:rPr>
         <w:drawing>
-          <wp:inline distT="0" distB="0" distL="0" distR="0" wp14:anchorId="370F66B4" wp14:editId="34355638">
-            <wp:extent cx="6400800" cy="4073525"/>
-            <wp:effectExtent l="0" t="0" r="0" b="3175"/>
-            <wp:docPr id="858886761" name="Imagen 3"/>
+          <wp:inline distT="0" distB="0" distL="0" distR="0" wp14:anchorId="4921CECD" wp14:editId="53E580D0">
+            <wp:extent cx="6400800" cy="4384675"/>
+            <wp:effectExtent l="0" t="0" r="0" b="0"/>
+            <wp:docPr id="1972451164" name="Imagen 4"/>
             <wp:cNvGraphicFramePr>
               <a:graphicFrameLocks xmlns:a="http://schemas.openxmlformats.org/drawingml/2006/main" noChangeAspect="1"/>
             </wp:cNvGraphicFramePr>
@@ -5057,7 +4586,7 @@
               <a:graphicData uri="http://schemas.openxmlformats.org/drawingml/2006/picture">
                 <pic:pic xmlns:pic="http://schemas.openxmlformats.org/drawingml/2006/picture">
                   <pic:nvPicPr>
-                    <pic:cNvPr id="0" name="Picture 3"/>
+                    <pic:cNvPr id="0" name="Picture 6"/>
                     <pic:cNvPicPr>
                       <a:picLocks noChangeAspect="1" noChangeArrowheads="1"/>
                     </pic:cNvPicPr>
@@ -5078,7 +4607,7 @@
                   <pic:spPr bwMode="auto">
                     <a:xfrm>
                       <a:off x="0" y="0"/>
-                      <a:ext cx="6400800" cy="4073525"/>
+                      <a:ext cx="6400800" cy="4384675"/>
                     </a:xfrm>
                     <a:prstGeom prst="rect">
                       <a:avLst/>
@@ -5096,6 +4625,7 @@
       </w:r>
     </w:p>
     <w:p/>
+    <w:p/>
     <w:p>
       <w:pPr>
         <w:rPr>
@@ -5129,7 +4659,7 @@
           <w:szCs w:val="24"/>
         </w:rPr>
       </w:pPr>
-      <w:bookmarkStart w:id="7" w:name="_Toc224398104"/>
+      <w:bookmarkStart w:id="7" w:name="_Toc224558166"/>
       <w:r>
         <w:rPr>
           <w:rFonts w:ascii="Times New Roman" w:hAnsi="Times New Roman" w:cs="Times New Roman"/>
@@ -5201,10 +4731,10 @@
           <w:noProof/>
         </w:rPr>
         <w:drawing>
-          <wp:inline distT="0" distB="0" distL="0" distR="0" wp14:anchorId="2F511EA8" wp14:editId="1E502606">
-            <wp:extent cx="5674360" cy="2415594"/>
-            <wp:effectExtent l="0" t="0" r="2540" b="3810"/>
-            <wp:docPr id="781060764" name="Imagen 5"/>
+          <wp:inline distT="0" distB="0" distL="0" distR="0" wp14:anchorId="1D8309CE" wp14:editId="21F14498">
+            <wp:extent cx="4107976" cy="3162343"/>
+            <wp:effectExtent l="0" t="0" r="6985" b="0"/>
+            <wp:docPr id="1013400334" name="Imagen 5"/>
             <wp:cNvGraphicFramePr>
               <a:graphicFrameLocks xmlns:a="http://schemas.openxmlformats.org/drawingml/2006/main" noChangeAspect="1"/>
             </wp:cNvGraphicFramePr>
@@ -5212,13 +4742,13 @@
               <a:graphicData uri="http://schemas.openxmlformats.org/drawingml/2006/picture">
                 <pic:pic xmlns:pic="http://schemas.openxmlformats.org/drawingml/2006/picture">
                   <pic:nvPicPr>
-                    <pic:cNvPr id="0" name="Picture 5"/>
+                    <pic:cNvPr id="0" name="Picture 8"/>
                     <pic:cNvPicPr>
                       <a:picLocks noChangeAspect="1" noChangeArrowheads="1"/>
                     </pic:cNvPicPr>
                   </pic:nvPicPr>
                   <pic:blipFill>
-                    <a:blip r:embed="rId9" cstate="print">
+                    <a:blip r:embed="rId9">
                       <a:extLst>
                         <a:ext uri="{28A0092B-C50C-407E-A947-70E740481C1C}">
                           <a14:useLocalDpi xmlns:a14="http://schemas.microsoft.com/office/drawing/2010/main" val="0"/>
@@ -5233,7 +4763,7 @@
                   <pic:spPr bwMode="auto">
                     <a:xfrm>
                       <a:off x="0" y="0"/>
-                      <a:ext cx="5681889" cy="2418799"/>
+                      <a:ext cx="4117745" cy="3169864"/>
                     </a:xfrm>
                     <a:prstGeom prst="rect">
                       <a:avLst/>
@@ -5294,10 +4824,10 @@
           <w:noProof/>
         </w:rPr>
         <w:drawing>
-          <wp:inline distT="0" distB="0" distL="0" distR="0" wp14:anchorId="2C352709" wp14:editId="7340F6FC">
-            <wp:extent cx="5674558" cy="3495370"/>
-            <wp:effectExtent l="0" t="0" r="2540" b="0"/>
-            <wp:docPr id="1616568241" name="Imagen 6"/>
+          <wp:inline distT="0" distB="0" distL="0" distR="0" wp14:anchorId="42AD0B8F" wp14:editId="239CE442">
+            <wp:extent cx="4353636" cy="2973689"/>
+            <wp:effectExtent l="0" t="0" r="0" b="0"/>
+            <wp:docPr id="966718653" name="Imagen 6"/>
             <wp:cNvGraphicFramePr>
               <a:graphicFrameLocks xmlns:a="http://schemas.openxmlformats.org/drawingml/2006/main" noChangeAspect="1"/>
             </wp:cNvGraphicFramePr>
@@ -5305,13 +4835,13 @@
               <a:graphicData uri="http://schemas.openxmlformats.org/drawingml/2006/picture">
                 <pic:pic xmlns:pic="http://schemas.openxmlformats.org/drawingml/2006/picture">
                   <pic:nvPicPr>
-                    <pic:cNvPr id="0" name="Picture 6"/>
+                    <pic:cNvPr id="0" name="Picture 10"/>
                     <pic:cNvPicPr>
                       <a:picLocks noChangeAspect="1" noChangeArrowheads="1"/>
                     </pic:cNvPicPr>
                   </pic:nvPicPr>
                   <pic:blipFill>
-                    <a:blip r:embed="rId10" cstate="print">
+                    <a:blip r:embed="rId10">
                       <a:extLst>
                         <a:ext uri="{28A0092B-C50C-407E-A947-70E740481C1C}">
                           <a14:useLocalDpi xmlns:a14="http://schemas.microsoft.com/office/drawing/2010/main" val="0"/>
@@ -5326,7 +4856,7 @@
                   <pic:spPr bwMode="auto">
                     <a:xfrm>
                       <a:off x="0" y="0"/>
-                      <a:ext cx="5681864" cy="3499870"/>
+                      <a:ext cx="4362478" cy="2979728"/>
                     </a:xfrm>
                     <a:prstGeom prst="rect">
                       <a:avLst/>
@@ -5368,11 +4898,12 @@
           <w:szCs w:val="24"/>
         </w:rPr>
         <w:lastRenderedPageBreak/>
-        <w:t>Secuencia</w:t>
-      </w:r>
-    </w:p>
-    <w:p>
-      <w:pPr>
+        <w:t>Unirse a Clase</w:t>
+      </w:r>
+    </w:p>
+    <w:p>
+      <w:pPr>
+        <w:pStyle w:val="Prrafodelista"/>
         <w:spacing w:line="480" w:lineRule="auto"/>
         <w:jc w:val="center"/>
         <w:rPr>
@@ -5388,10 +4919,10 @@
           <w:noProof/>
         </w:rPr>
         <w:drawing>
-          <wp:inline distT="0" distB="0" distL="0" distR="0" wp14:anchorId="45BBABF7" wp14:editId="457CE4E2">
-            <wp:extent cx="5759532" cy="3233261"/>
-            <wp:effectExtent l="0" t="0" r="0" b="5715"/>
-            <wp:docPr id="171950297" name="Imagen 8"/>
+          <wp:inline distT="0" distB="0" distL="0" distR="0" wp14:anchorId="72FA07F0" wp14:editId="03E0B72E">
+            <wp:extent cx="4031822" cy="3657600"/>
+            <wp:effectExtent l="0" t="0" r="6985" b="0"/>
+            <wp:docPr id="203088287" name="Imagen 7"/>
             <wp:cNvGraphicFramePr>
               <a:graphicFrameLocks xmlns:a="http://schemas.openxmlformats.org/drawingml/2006/main" noChangeAspect="1"/>
             </wp:cNvGraphicFramePr>
@@ -5399,13 +4930,13 @@
               <a:graphicData uri="http://schemas.openxmlformats.org/drawingml/2006/picture">
                 <pic:pic xmlns:pic="http://schemas.openxmlformats.org/drawingml/2006/picture">
                   <pic:nvPicPr>
-                    <pic:cNvPr id="0" name="Picture 8"/>
+                    <pic:cNvPr id="0" name="Picture 12"/>
                     <pic:cNvPicPr>
                       <a:picLocks noChangeAspect="1" noChangeArrowheads="1"/>
                     </pic:cNvPicPr>
                   </pic:nvPicPr>
                   <pic:blipFill>
-                    <a:blip r:embed="rId11" cstate="print">
+                    <a:blip r:embed="rId11">
                       <a:extLst>
                         <a:ext uri="{28A0092B-C50C-407E-A947-70E740481C1C}">
                           <a14:useLocalDpi xmlns:a14="http://schemas.microsoft.com/office/drawing/2010/main" val="0"/>
@@ -5420,7 +4951,7 @@
                   <pic:spPr bwMode="auto">
                     <a:xfrm>
                       <a:off x="0" y="0"/>
-                      <a:ext cx="5763574" cy="3235530"/>
+                      <a:ext cx="4043911" cy="3668567"/>
                     </a:xfrm>
                     <a:prstGeom prst="rect">
                       <a:avLst/>
@@ -5437,7 +4968,681 @@
         </w:drawing>
       </w:r>
     </w:p>
-    <w:p/>
+    <w:p>
+      <w:pPr>
+        <w:pStyle w:val="Prrafodelista"/>
+        <w:rPr>
+          <w:rFonts w:ascii="Times New Roman" w:hAnsi="Times New Roman" w:cs="Times New Roman"/>
+          <w:b/>
+          <w:bCs/>
+          <w:sz w:val="24"/>
+          <w:szCs w:val="24"/>
+        </w:rPr>
+      </w:pPr>
+    </w:p>
+    <w:p>
+      <w:pPr>
+        <w:pStyle w:val="Prrafodelista"/>
+        <w:rPr>
+          <w:rFonts w:ascii="Times New Roman" w:hAnsi="Times New Roman" w:cs="Times New Roman"/>
+          <w:b/>
+          <w:bCs/>
+          <w:sz w:val="24"/>
+          <w:szCs w:val="24"/>
+        </w:rPr>
+      </w:pPr>
+    </w:p>
+    <w:p>
+      <w:pPr>
+        <w:pStyle w:val="Prrafodelista"/>
+        <w:numPr>
+          <w:ilvl w:val="0"/>
+          <w:numId w:val="3"/>
+        </w:numPr>
+        <w:spacing w:line="480" w:lineRule="auto"/>
+        <w:rPr>
+          <w:rFonts w:ascii="Times New Roman" w:hAnsi="Times New Roman" w:cs="Times New Roman"/>
+          <w:b/>
+          <w:bCs/>
+          <w:sz w:val="24"/>
+          <w:szCs w:val="24"/>
+        </w:rPr>
+      </w:pPr>
+      <w:r>
+        <w:rPr>
+          <w:rFonts w:ascii="Times New Roman" w:hAnsi="Times New Roman" w:cs="Times New Roman"/>
+          <w:b/>
+          <w:bCs/>
+          <w:sz w:val="24"/>
+          <w:szCs w:val="24"/>
+        </w:rPr>
+        <w:t>Crear Clase</w:t>
+      </w:r>
+    </w:p>
+    <w:p>
+      <w:pPr>
+        <w:pStyle w:val="Prrafodelista"/>
+        <w:spacing w:line="480" w:lineRule="auto"/>
+        <w:jc w:val="center"/>
+        <w:rPr>
+          <w:rFonts w:ascii="Times New Roman" w:hAnsi="Times New Roman" w:cs="Times New Roman"/>
+          <w:b/>
+          <w:bCs/>
+          <w:sz w:val="24"/>
+          <w:szCs w:val="24"/>
+        </w:rPr>
+      </w:pPr>
+      <w:r>
+        <w:rPr>
+          <w:noProof/>
+        </w:rPr>
+        <w:drawing>
+          <wp:inline distT="0" distB="0" distL="0" distR="0" wp14:anchorId="398FACD0" wp14:editId="5788A641">
+            <wp:extent cx="3930555" cy="2993636"/>
+            <wp:effectExtent l="0" t="0" r="0" b="0"/>
+            <wp:docPr id="1301953425" name="Imagen 8"/>
+            <wp:cNvGraphicFramePr>
+              <a:graphicFrameLocks xmlns:a="http://schemas.openxmlformats.org/drawingml/2006/main" noChangeAspect="1"/>
+            </wp:cNvGraphicFramePr>
+            <a:graphic xmlns:a="http://schemas.openxmlformats.org/drawingml/2006/main">
+              <a:graphicData uri="http://schemas.openxmlformats.org/drawingml/2006/picture">
+                <pic:pic xmlns:pic="http://schemas.openxmlformats.org/drawingml/2006/picture">
+                  <pic:nvPicPr>
+                    <pic:cNvPr id="0" name="Picture 14"/>
+                    <pic:cNvPicPr>
+                      <a:picLocks noChangeAspect="1" noChangeArrowheads="1"/>
+                    </pic:cNvPicPr>
+                  </pic:nvPicPr>
+                  <pic:blipFill>
+                    <a:blip r:embed="rId12">
+                      <a:extLst>
+                        <a:ext uri="{28A0092B-C50C-407E-A947-70E740481C1C}">
+                          <a14:useLocalDpi xmlns:a14="http://schemas.microsoft.com/office/drawing/2010/main" val="0"/>
+                        </a:ext>
+                      </a:extLst>
+                    </a:blip>
+                    <a:srcRect/>
+                    <a:stretch>
+                      <a:fillRect/>
+                    </a:stretch>
+                  </pic:blipFill>
+                  <pic:spPr bwMode="auto">
+                    <a:xfrm>
+                      <a:off x="0" y="0"/>
+                      <a:ext cx="3939939" cy="3000783"/>
+                    </a:xfrm>
+                    <a:prstGeom prst="rect">
+                      <a:avLst/>
+                    </a:prstGeom>
+                    <a:noFill/>
+                    <a:ln>
+                      <a:noFill/>
+                    </a:ln>
+                  </pic:spPr>
+                </pic:pic>
+              </a:graphicData>
+            </a:graphic>
+          </wp:inline>
+        </w:drawing>
+      </w:r>
+    </w:p>
+    <w:p>
+      <w:pPr>
+        <w:pStyle w:val="Prrafodelista"/>
+        <w:numPr>
+          <w:ilvl w:val="0"/>
+          <w:numId w:val="3"/>
+        </w:numPr>
+        <w:spacing w:line="480" w:lineRule="auto"/>
+        <w:rPr>
+          <w:rFonts w:ascii="Times New Roman" w:hAnsi="Times New Roman" w:cs="Times New Roman"/>
+          <w:b/>
+          <w:bCs/>
+          <w:sz w:val="24"/>
+          <w:szCs w:val="24"/>
+        </w:rPr>
+      </w:pPr>
+      <w:r>
+        <w:rPr>
+          <w:rFonts w:ascii="Times New Roman" w:hAnsi="Times New Roman" w:cs="Times New Roman"/>
+          <w:b/>
+          <w:bCs/>
+          <w:sz w:val="24"/>
+          <w:szCs w:val="24"/>
+        </w:rPr>
+        <w:lastRenderedPageBreak/>
+        <w:t>Publicar Material</w:t>
+      </w:r>
+    </w:p>
+    <w:p>
+      <w:pPr>
+        <w:spacing w:line="480" w:lineRule="auto"/>
+        <w:jc w:val="center"/>
+        <w:rPr>
+          <w:rFonts w:ascii="Times New Roman" w:hAnsi="Times New Roman" w:cs="Times New Roman"/>
+          <w:b/>
+          <w:bCs/>
+          <w:sz w:val="24"/>
+          <w:szCs w:val="24"/>
+        </w:rPr>
+      </w:pPr>
+      <w:r>
+        <w:rPr>
+          <w:noProof/>
+        </w:rPr>
+        <w:drawing>
+          <wp:inline distT="0" distB="0" distL="0" distR="0" wp14:anchorId="1A8283FD" wp14:editId="03098559">
+            <wp:extent cx="5090614" cy="2726659"/>
+            <wp:effectExtent l="0" t="0" r="0" b="0"/>
+            <wp:docPr id="1971379818" name="Imagen 9"/>
+            <wp:cNvGraphicFramePr>
+              <a:graphicFrameLocks xmlns:a="http://schemas.openxmlformats.org/drawingml/2006/main" noChangeAspect="1"/>
+            </wp:cNvGraphicFramePr>
+            <a:graphic xmlns:a="http://schemas.openxmlformats.org/drawingml/2006/main">
+              <a:graphicData uri="http://schemas.openxmlformats.org/drawingml/2006/picture">
+                <pic:pic xmlns:pic="http://schemas.openxmlformats.org/drawingml/2006/picture">
+                  <pic:nvPicPr>
+                    <pic:cNvPr id="0" name="Picture 16"/>
+                    <pic:cNvPicPr>
+                      <a:picLocks noChangeAspect="1" noChangeArrowheads="1"/>
+                    </pic:cNvPicPr>
+                  </pic:nvPicPr>
+                  <pic:blipFill>
+                    <a:blip r:embed="rId13">
+                      <a:extLst>
+                        <a:ext uri="{28A0092B-C50C-407E-A947-70E740481C1C}">
+                          <a14:useLocalDpi xmlns:a14="http://schemas.microsoft.com/office/drawing/2010/main" val="0"/>
+                        </a:ext>
+                      </a:extLst>
+                    </a:blip>
+                    <a:srcRect/>
+                    <a:stretch>
+                      <a:fillRect/>
+                    </a:stretch>
+                  </pic:blipFill>
+                  <pic:spPr bwMode="auto">
+                    <a:xfrm>
+                      <a:off x="0" y="0"/>
+                      <a:ext cx="5113801" cy="2739079"/>
+                    </a:xfrm>
+                    <a:prstGeom prst="rect">
+                      <a:avLst/>
+                    </a:prstGeom>
+                    <a:noFill/>
+                    <a:ln>
+                      <a:noFill/>
+                    </a:ln>
+                  </pic:spPr>
+                </pic:pic>
+              </a:graphicData>
+            </a:graphic>
+          </wp:inline>
+        </w:drawing>
+      </w:r>
+    </w:p>
+    <w:p>
+      <w:pPr>
+        <w:spacing w:line="480" w:lineRule="auto"/>
+        <w:jc w:val="center"/>
+        <w:rPr>
+          <w:rFonts w:ascii="Times New Roman" w:hAnsi="Times New Roman" w:cs="Times New Roman"/>
+          <w:b/>
+          <w:bCs/>
+          <w:sz w:val="24"/>
+          <w:szCs w:val="24"/>
+        </w:rPr>
+      </w:pPr>
+    </w:p>
+    <w:p>
+      <w:pPr>
+        <w:pStyle w:val="Prrafodelista"/>
+        <w:numPr>
+          <w:ilvl w:val="0"/>
+          <w:numId w:val="3"/>
+        </w:numPr>
+        <w:spacing w:line="480" w:lineRule="auto"/>
+        <w:rPr>
+          <w:rFonts w:ascii="Times New Roman" w:hAnsi="Times New Roman" w:cs="Times New Roman"/>
+          <w:b/>
+          <w:bCs/>
+          <w:sz w:val="24"/>
+          <w:szCs w:val="24"/>
+        </w:rPr>
+      </w:pPr>
+      <w:r>
+        <w:rPr>
+          <w:rFonts w:ascii="Times New Roman" w:hAnsi="Times New Roman" w:cs="Times New Roman"/>
+          <w:b/>
+          <w:bCs/>
+          <w:sz w:val="24"/>
+          <w:szCs w:val="24"/>
+        </w:rPr>
+        <w:t>Entregar Tarea</w:t>
+      </w:r>
+    </w:p>
+    <w:p>
+      <w:pPr>
+        <w:pStyle w:val="Prrafodelista"/>
+        <w:spacing w:line="480" w:lineRule="auto"/>
+        <w:rPr>
+          <w:rFonts w:ascii="Times New Roman" w:hAnsi="Times New Roman" w:cs="Times New Roman"/>
+          <w:b/>
+          <w:bCs/>
+          <w:sz w:val="24"/>
+          <w:szCs w:val="24"/>
+        </w:rPr>
+      </w:pPr>
+    </w:p>
+    <w:p>
+      <w:pPr>
+        <w:pStyle w:val="Prrafodelista"/>
+        <w:spacing w:line="480" w:lineRule="auto"/>
+        <w:rPr>
+          <w:rFonts w:ascii="Times New Roman" w:hAnsi="Times New Roman" w:cs="Times New Roman"/>
+          <w:b/>
+          <w:bCs/>
+          <w:sz w:val="24"/>
+          <w:szCs w:val="24"/>
+        </w:rPr>
+      </w:pPr>
+      <w:r>
+        <w:rPr>
+          <w:noProof/>
+        </w:rPr>
+        <w:drawing>
+          <wp:inline distT="0" distB="0" distL="0" distR="0" wp14:anchorId="5F29D041" wp14:editId="40B3BF51">
+            <wp:extent cx="5336540" cy="3384550"/>
+            <wp:effectExtent l="0" t="0" r="0" b="6350"/>
+            <wp:docPr id="758331345" name="Imagen 10"/>
+            <wp:cNvGraphicFramePr>
+              <a:graphicFrameLocks xmlns:a="http://schemas.openxmlformats.org/drawingml/2006/main" noChangeAspect="1"/>
+            </wp:cNvGraphicFramePr>
+            <a:graphic xmlns:a="http://schemas.openxmlformats.org/drawingml/2006/main">
+              <a:graphicData uri="http://schemas.openxmlformats.org/drawingml/2006/picture">
+                <pic:pic xmlns:pic="http://schemas.openxmlformats.org/drawingml/2006/picture">
+                  <pic:nvPicPr>
+                    <pic:cNvPr id="0" name="Picture 18"/>
+                    <pic:cNvPicPr>
+                      <a:picLocks noChangeAspect="1" noChangeArrowheads="1"/>
+                    </pic:cNvPicPr>
+                  </pic:nvPicPr>
+                  <pic:blipFill>
+                    <a:blip r:embed="rId14">
+                      <a:extLst>
+                        <a:ext uri="{28A0092B-C50C-407E-A947-70E740481C1C}">
+                          <a14:useLocalDpi xmlns:a14="http://schemas.microsoft.com/office/drawing/2010/main" val="0"/>
+                        </a:ext>
+                      </a:extLst>
+                    </a:blip>
+                    <a:srcRect/>
+                    <a:stretch>
+                      <a:fillRect/>
+                    </a:stretch>
+                  </pic:blipFill>
+                  <pic:spPr bwMode="auto">
+                    <a:xfrm>
+                      <a:off x="0" y="0"/>
+                      <a:ext cx="5336540" cy="3384550"/>
+                    </a:xfrm>
+                    <a:prstGeom prst="rect">
+                      <a:avLst/>
+                    </a:prstGeom>
+                    <a:noFill/>
+                    <a:ln>
+                      <a:noFill/>
+                    </a:ln>
+                  </pic:spPr>
+                </pic:pic>
+              </a:graphicData>
+            </a:graphic>
+          </wp:inline>
+        </w:drawing>
+      </w:r>
+    </w:p>
+    <w:p>
+      <w:pPr>
+        <w:pStyle w:val="Prrafodelista"/>
+        <w:rPr>
+          <w:rFonts w:ascii="Times New Roman" w:hAnsi="Times New Roman" w:cs="Times New Roman"/>
+          <w:b/>
+          <w:bCs/>
+          <w:sz w:val="24"/>
+          <w:szCs w:val="24"/>
+        </w:rPr>
+      </w:pPr>
+    </w:p>
+    <w:p>
+      <w:pPr>
+        <w:pStyle w:val="Prrafodelista"/>
+        <w:numPr>
+          <w:ilvl w:val="0"/>
+          <w:numId w:val="3"/>
+        </w:numPr>
+        <w:spacing w:line="480" w:lineRule="auto"/>
+        <w:rPr>
+          <w:rFonts w:ascii="Times New Roman" w:hAnsi="Times New Roman" w:cs="Times New Roman"/>
+          <w:b/>
+          <w:bCs/>
+          <w:sz w:val="24"/>
+          <w:szCs w:val="24"/>
+        </w:rPr>
+      </w:pPr>
+      <w:r>
+        <w:rPr>
+          <w:rFonts w:ascii="Times New Roman" w:hAnsi="Times New Roman" w:cs="Times New Roman"/>
+          <w:b/>
+          <w:bCs/>
+          <w:sz w:val="24"/>
+          <w:szCs w:val="24"/>
+        </w:rPr>
+        <w:t>Registrar Asistencia</w:t>
+      </w:r>
+    </w:p>
+    <w:p>
+      <w:pPr>
+        <w:pStyle w:val="Prrafodelista"/>
+        <w:spacing w:line="480" w:lineRule="auto"/>
+        <w:jc w:val="center"/>
+        <w:rPr>
+          <w:rFonts w:ascii="Times New Roman" w:hAnsi="Times New Roman" w:cs="Times New Roman"/>
+          <w:b/>
+          <w:bCs/>
+          <w:sz w:val="24"/>
+          <w:szCs w:val="24"/>
+        </w:rPr>
+      </w:pPr>
+      <w:r>
+        <w:rPr>
+          <w:noProof/>
+        </w:rPr>
+        <w:drawing>
+          <wp:inline distT="0" distB="0" distL="0" distR="0" wp14:anchorId="547D9D3C" wp14:editId="4301F4E3">
+            <wp:extent cx="4080680" cy="2937988"/>
+            <wp:effectExtent l="0" t="0" r="0" b="0"/>
+            <wp:docPr id="677660520" name="Imagen 12"/>
+            <wp:cNvGraphicFramePr>
+              <a:graphicFrameLocks xmlns:a="http://schemas.openxmlformats.org/drawingml/2006/main" noChangeAspect="1"/>
+            </wp:cNvGraphicFramePr>
+            <a:graphic xmlns:a="http://schemas.openxmlformats.org/drawingml/2006/main">
+              <a:graphicData uri="http://schemas.openxmlformats.org/drawingml/2006/picture">
+                <pic:pic xmlns:pic="http://schemas.openxmlformats.org/drawingml/2006/picture">
+                  <pic:nvPicPr>
+                    <pic:cNvPr id="0" name="Picture 25"/>
+                    <pic:cNvPicPr>
+                      <a:picLocks noChangeAspect="1" noChangeArrowheads="1"/>
+                    </pic:cNvPicPr>
+                  </pic:nvPicPr>
+                  <pic:blipFill>
+                    <a:blip r:embed="rId15">
+                      <a:extLst>
+                        <a:ext uri="{28A0092B-C50C-407E-A947-70E740481C1C}">
+                          <a14:useLocalDpi xmlns:a14="http://schemas.microsoft.com/office/drawing/2010/main" val="0"/>
+                        </a:ext>
+                      </a:extLst>
+                    </a:blip>
+                    <a:srcRect/>
+                    <a:stretch>
+                      <a:fillRect/>
+                    </a:stretch>
+                  </pic:blipFill>
+                  <pic:spPr bwMode="auto">
+                    <a:xfrm>
+                      <a:off x="0" y="0"/>
+                      <a:ext cx="4092525" cy="2946516"/>
+                    </a:xfrm>
+                    <a:prstGeom prst="rect">
+                      <a:avLst/>
+                    </a:prstGeom>
+                    <a:noFill/>
+                    <a:ln>
+                      <a:noFill/>
+                    </a:ln>
+                  </pic:spPr>
+                </pic:pic>
+              </a:graphicData>
+            </a:graphic>
+          </wp:inline>
+        </w:drawing>
+      </w:r>
+    </w:p>
+    <w:p>
+      <w:pPr>
+        <w:spacing w:line="480" w:lineRule="auto"/>
+        <w:rPr>
+          <w:rFonts w:ascii="Times New Roman" w:hAnsi="Times New Roman" w:cs="Times New Roman"/>
+          <w:b/>
+          <w:bCs/>
+          <w:sz w:val="24"/>
+          <w:szCs w:val="24"/>
+        </w:rPr>
+      </w:pPr>
+    </w:p>
+    <w:p>
+      <w:pPr>
+        <w:pStyle w:val="Prrafodelista"/>
+        <w:numPr>
+          <w:ilvl w:val="0"/>
+          <w:numId w:val="3"/>
+        </w:numPr>
+        <w:spacing w:line="480" w:lineRule="auto"/>
+        <w:rPr>
+          <w:rFonts w:ascii="Times New Roman" w:hAnsi="Times New Roman" w:cs="Times New Roman"/>
+          <w:b/>
+          <w:bCs/>
+          <w:sz w:val="24"/>
+          <w:szCs w:val="24"/>
+        </w:rPr>
+      </w:pPr>
+      <w:r>
+        <w:rPr>
+          <w:rFonts w:ascii="Times New Roman" w:hAnsi="Times New Roman" w:cs="Times New Roman"/>
+          <w:b/>
+          <w:bCs/>
+          <w:sz w:val="24"/>
+          <w:szCs w:val="24"/>
+        </w:rPr>
+        <w:t>Gestionar Usuarios</w:t>
+      </w:r>
+    </w:p>
+    <w:p>
+      <w:pPr>
+        <w:pStyle w:val="Prrafodelista"/>
+        <w:spacing w:line="480" w:lineRule="auto"/>
+        <w:jc w:val="center"/>
+        <w:rPr>
+          <w:rFonts w:ascii="Times New Roman" w:hAnsi="Times New Roman" w:cs="Times New Roman"/>
+          <w:b/>
+          <w:bCs/>
+          <w:sz w:val="24"/>
+          <w:szCs w:val="24"/>
+        </w:rPr>
+      </w:pPr>
+      <w:r>
+        <w:rPr>
+          <w:noProof/>
+        </w:rPr>
+        <w:drawing>
+          <wp:inline distT="0" distB="0" distL="0" distR="0" wp14:anchorId="6DF1FA7A" wp14:editId="0E528AAB">
+            <wp:extent cx="3835021" cy="3555979"/>
+            <wp:effectExtent l="0" t="0" r="0" b="6985"/>
+            <wp:docPr id="7695957" name="Imagen 13"/>
+            <wp:cNvGraphicFramePr>
+              <a:graphicFrameLocks xmlns:a="http://schemas.openxmlformats.org/drawingml/2006/main" noChangeAspect="1"/>
+            </wp:cNvGraphicFramePr>
+            <a:graphic xmlns:a="http://schemas.openxmlformats.org/drawingml/2006/main">
+              <a:graphicData uri="http://schemas.openxmlformats.org/drawingml/2006/picture">
+                <pic:pic xmlns:pic="http://schemas.openxmlformats.org/drawingml/2006/picture">
+                  <pic:nvPicPr>
+                    <pic:cNvPr id="0" name="Picture 27"/>
+                    <pic:cNvPicPr>
+                      <a:picLocks noChangeAspect="1" noChangeArrowheads="1"/>
+                    </pic:cNvPicPr>
+                  </pic:nvPicPr>
+                  <pic:blipFill>
+                    <a:blip r:embed="rId16">
+                      <a:extLst>
+                        <a:ext uri="{28A0092B-C50C-407E-A947-70E740481C1C}">
+                          <a14:useLocalDpi xmlns:a14="http://schemas.microsoft.com/office/drawing/2010/main" val="0"/>
+                        </a:ext>
+                      </a:extLst>
+                    </a:blip>
+                    <a:srcRect/>
+                    <a:stretch>
+                      <a:fillRect/>
+                    </a:stretch>
+                  </pic:blipFill>
+                  <pic:spPr bwMode="auto">
+                    <a:xfrm>
+                      <a:off x="0" y="0"/>
+                      <a:ext cx="3842824" cy="3563214"/>
+                    </a:xfrm>
+                    <a:prstGeom prst="rect">
+                      <a:avLst/>
+                    </a:prstGeom>
+                    <a:noFill/>
+                    <a:ln>
+                      <a:noFill/>
+                    </a:ln>
+                  </pic:spPr>
+                </pic:pic>
+              </a:graphicData>
+            </a:graphic>
+          </wp:inline>
+        </w:drawing>
+      </w:r>
+    </w:p>
+    <w:p>
+      <w:pPr>
+        <w:pStyle w:val="Prrafodelista"/>
+        <w:numPr>
+          <w:ilvl w:val="0"/>
+          <w:numId w:val="3"/>
+        </w:numPr>
+        <w:spacing w:line="480" w:lineRule="auto"/>
+        <w:rPr>
+          <w:rFonts w:ascii="Times New Roman" w:hAnsi="Times New Roman" w:cs="Times New Roman"/>
+          <w:b/>
+          <w:bCs/>
+          <w:sz w:val="24"/>
+          <w:szCs w:val="24"/>
+        </w:rPr>
+      </w:pPr>
+      <w:r>
+        <w:rPr>
+          <w:rFonts w:ascii="Times New Roman" w:hAnsi="Times New Roman" w:cs="Times New Roman"/>
+          <w:b/>
+          <w:bCs/>
+          <w:sz w:val="24"/>
+          <w:szCs w:val="24"/>
+        </w:rPr>
+        <w:lastRenderedPageBreak/>
+        <w:t>Generar Reporte</w:t>
+      </w:r>
+    </w:p>
+    <w:p>
+      <w:pPr>
+        <w:pStyle w:val="Prrafodelista"/>
+        <w:spacing w:line="480" w:lineRule="auto"/>
+        <w:rPr>
+          <w:rFonts w:ascii="Times New Roman" w:hAnsi="Times New Roman" w:cs="Times New Roman"/>
+          <w:b/>
+          <w:bCs/>
+          <w:sz w:val="24"/>
+          <w:szCs w:val="24"/>
+        </w:rPr>
+      </w:pPr>
+    </w:p>
+    <w:p>
+      <w:pPr>
+        <w:pStyle w:val="Prrafodelista"/>
+        <w:spacing w:line="480" w:lineRule="auto"/>
+        <w:jc w:val="center"/>
+        <w:rPr>
+          <w:rFonts w:ascii="Times New Roman" w:hAnsi="Times New Roman" w:cs="Times New Roman"/>
+          <w:b/>
+          <w:bCs/>
+          <w:sz w:val="24"/>
+          <w:szCs w:val="24"/>
+        </w:rPr>
+      </w:pPr>
+      <w:r>
+        <w:rPr>
+          <w:noProof/>
+        </w:rPr>
+        <w:drawing>
+          <wp:inline distT="0" distB="0" distL="0" distR="0" wp14:anchorId="294A7D1A" wp14:editId="3FDB24B3">
+            <wp:extent cx="5363570" cy="3385221"/>
+            <wp:effectExtent l="0" t="0" r="8890" b="5715"/>
+            <wp:docPr id="333258014" name="Imagen 14"/>
+            <wp:cNvGraphicFramePr>
+              <a:graphicFrameLocks xmlns:a="http://schemas.openxmlformats.org/drawingml/2006/main" noChangeAspect="1"/>
+            </wp:cNvGraphicFramePr>
+            <a:graphic xmlns:a="http://schemas.openxmlformats.org/drawingml/2006/main">
+              <a:graphicData uri="http://schemas.openxmlformats.org/drawingml/2006/picture">
+                <pic:pic xmlns:pic="http://schemas.openxmlformats.org/drawingml/2006/picture">
+                  <pic:nvPicPr>
+                    <pic:cNvPr id="0" name="Picture 29"/>
+                    <pic:cNvPicPr>
+                      <a:picLocks noChangeAspect="1" noChangeArrowheads="1"/>
+                    </pic:cNvPicPr>
+                  </pic:nvPicPr>
+                  <pic:blipFill>
+                    <a:blip r:embed="rId17">
+                      <a:extLst>
+                        <a:ext uri="{28A0092B-C50C-407E-A947-70E740481C1C}">
+                          <a14:useLocalDpi xmlns:a14="http://schemas.microsoft.com/office/drawing/2010/main" val="0"/>
+                        </a:ext>
+                      </a:extLst>
+                    </a:blip>
+                    <a:srcRect/>
+                    <a:stretch>
+                      <a:fillRect/>
+                    </a:stretch>
+                  </pic:blipFill>
+                  <pic:spPr bwMode="auto">
+                    <a:xfrm>
+                      <a:off x="0" y="0"/>
+                      <a:ext cx="5374200" cy="3391930"/>
+                    </a:xfrm>
+                    <a:prstGeom prst="rect">
+                      <a:avLst/>
+                    </a:prstGeom>
+                    <a:noFill/>
+                    <a:ln>
+                      <a:noFill/>
+                    </a:ln>
+                  </pic:spPr>
+                </pic:pic>
+              </a:graphicData>
+            </a:graphic>
+          </wp:inline>
+        </w:drawing>
+      </w:r>
+    </w:p>
+    <w:p>
+      <w:pPr>
+        <w:spacing w:line="480" w:lineRule="auto"/>
+        <w:rPr>
+          <w:rFonts w:ascii="Times New Roman" w:hAnsi="Times New Roman" w:cs="Times New Roman"/>
+          <w:b/>
+          <w:bCs/>
+          <w:sz w:val="24"/>
+          <w:szCs w:val="24"/>
+        </w:rPr>
+      </w:pPr>
+    </w:p>
+    <w:p>
+      <w:pPr>
+        <w:spacing w:line="480" w:lineRule="auto"/>
+        <w:rPr>
+          <w:rFonts w:ascii="Times New Roman" w:hAnsi="Times New Roman" w:cs="Times New Roman"/>
+          <w:b/>
+          <w:bCs/>
+          <w:sz w:val="24"/>
+          <w:szCs w:val="24"/>
+        </w:rPr>
+      </w:pPr>
+    </w:p>
     <w:sectPr>
       <w:pgSz w:w="12240" w:h="15840"/>
       <w:pgMar w:top="1440" w:right="1080" w:bottom="1440" w:left="1080" w:header="708" w:footer="708" w:gutter="0"/>
@@ -6331,7 +6536,6 @@
   <w:style w:type="character" w:default="1" w:styleId="Fuentedeprrafopredeter">
     <w:name w:val="Default Paragraph Font"/>
     <w:uiPriority w:val="1"/>
-    <w:semiHidden/>
     <w:unhideWhenUsed/>
   </w:style>
   <w:style w:type="table" w:default="1" w:styleId="Tablanormal">
@@ -6672,9 +6876,12 @@
     <w:autoRedefine/>
     <w:uiPriority w:val="39"/>
     <w:unhideWhenUsed/>
-    <w:rsid w:val="00E15EA0"/>
+    <w:rsid w:val="00C95F3B"/>
     <w:pPr>
-      <w:spacing w:after="100"/>
+      <w:tabs>
+        <w:tab w:val="right" w:leader="dot" w:pos="10070"/>
+      </w:tabs>
+      <w:spacing w:after="100" w:line="480" w:lineRule="auto"/>
     </w:pPr>
   </w:style>
   <w:style w:type="paragraph" w:styleId="TDC2">
